--- a/lab11.docx
+++ b/lab11.docx
@@ -866,7 +866,7 @@
           <w:b w:val="0"/>
           <w:bCs w:val="0"/>
         </w:rPr>
-        <w:t xml:space="preserve"> </w:t>
+        <w:t xml:space="preserve"> ознакомиться с интерфейсом, параметрами и инструментами настройки Windows разных версий, освоить работу с учётными записями, сетью, дисками, командной строкой и средствами администрирования, а также отработать приёмы профилактического обслуживания, резервного копирования и устранения неисправностей операционной системы.</w:t>
       </w:r>
       <w:r>
         <w:rPr>
@@ -874,7 +874,6 @@
           <w:b w:val="0"/>
           <w:bCs w:val="0"/>
         </w:rPr>
-        <w:t>и</w:t>
       </w:r>
       <w:r>
         <w:rPr>
@@ -882,7 +881,6 @@
           <w:b w:val="0"/>
           <w:bCs w:val="0"/>
         </w:rPr>
-        <w:t xml:space="preserve">зучить интерфейс, настройки и инструменты конфигурации Windows разных версий, а также освоить работу с учётными записями, сетью, дисками, командной строкой и средствами администрирования. Отработать методы профилактического обслуживания, резервного </w:t>
       </w:r>
       <w:r>
         <w:rPr>
@@ -890,7 +888,6 @@
           <w:b w:val="0"/>
           <w:bCs w:val="0"/>
         </w:rPr>
-        <w:t>копирования и устранения неисправностей операционной системы.</w:t>
       </w:r>
     </w:p>
     <w:p>
@@ -940,15 +937,14 @@
           <w:sz w:val="28"/>
           <w:szCs w:val="28"/>
         </w:rPr>
-        <w:t xml:space="preserve">Windows прошла путь от ранних версий до современных Windows 10 и 11, каждая из которых приносила новые функции и улучшения безопасности. Версии различаются интерфейсом, </w:t>
-      </w:r>
-      <w:r>
-        <w:rPr>
-          <w:rFonts w:ascii="Times New Roman" w:hAnsi="Times New Roman"/>
-          <w:sz w:val="28"/>
-          <w:szCs w:val="28"/>
-        </w:rPr>
-        <w:t>поддерживаемым оборудованием и набором встроенных утилит. Понимание различий важно при выборе и настройке системы.</w:t>
+        <w:t>Windows прошла длинный путь развития — от первых выпусков до актуальных Windows 10 и 11, принося в каждом новые возможности и усиление защиты. Выпуски различаются интерфейсом, перечнем поддерживаемого оборудования и комплектом встроенных утилит. Знание этих различий помогает при выборе и настройке системы.</w:t>
+      </w:r>
+      <w:r>
+        <w:rPr>
+          <w:rFonts w:ascii="Times New Roman" w:hAnsi="Times New Roman"/>
+          <w:sz w:val="28"/>
+          <w:szCs w:val="28"/>
+        </w:rPr>
       </w:r>
     </w:p>
     <w:p>
@@ -999,15 +995,14 @@
           <w:sz w:val="28"/>
           <w:szCs w:val="28"/>
         </w:rPr>
-        <w:t>Windows 7 получила широкое распространение благодаря стабильности и привычному интерфейсу с меню «Пуск» и панелью задач. Она подде</w:t>
-      </w:r>
-      <w:r>
-        <w:rPr>
-          <w:rFonts w:ascii="Times New Roman" w:hAnsi="Times New Roman"/>
-          <w:sz w:val="28"/>
-          <w:szCs w:val="28"/>
-        </w:rPr>
-        <w:t>рживает 32- и 64-разрядные архитектуры и имеет развитую систему библиотек. Официальная поддержка завершена, но система всё ещё встречается на старых ПК.</w:t>
+        <w:t>Windows 7 завоевала популярность за счёт стабильной работы и привычного интерфейса с меню «Пуск» и панелью задач. Поддерживались 32- и 64-разрядные архитектуры, имелась развитая библиотечная система. Официальная поддержка прекращена, однако система до сих пор встречается на старых компьютерах.</w:t>
+      </w:r>
+      <w:r>
+        <w:rPr>
+          <w:rFonts w:ascii="Times New Roman" w:hAnsi="Times New Roman"/>
+          <w:sz w:val="28"/>
+          <w:szCs w:val="28"/>
+        </w:rPr>
       </w:r>
     </w:p>
     <w:p>
@@ -1058,15 +1053,14 @@
           <w:sz w:val="28"/>
           <w:szCs w:val="28"/>
         </w:rPr>
-        <w:t>Windows 8 представила плиточный интерфейс Metro и экран «Пуск» вместо классического меню. Из</w:t>
-      </w:r>
-      <w:r>
-        <w:rPr>
-          <w:rFonts w:ascii="Times New Roman" w:hAnsi="Times New Roman"/>
-          <w:sz w:val="28"/>
-          <w:szCs w:val="28"/>
-        </w:rPr>
-        <w:t>менения вызвали неоднозначную реакцию пользователей. Система ориентирована на сенсорные устройства и планшеты.</w:t>
+        <w:t>В Windows 8 появился плиточный интерфейс Metro и экран «Пуск» вместо классического меню. Эти перемены были восприняты пользователями неоднозначно. Система рассчитана на сенсорные устройства и планшеты.</w:t>
+      </w:r>
+      <w:r>
+        <w:rPr>
+          <w:rFonts w:ascii="Times New Roman" w:hAnsi="Times New Roman"/>
+          <w:sz w:val="28"/>
+          <w:szCs w:val="28"/>
+        </w:rPr>
       </w:r>
     </w:p>
     <w:p>
@@ -1117,15 +1111,14 @@
           <w:sz w:val="28"/>
           <w:szCs w:val="28"/>
         </w:rPr>
-        <w:t>Windows 8.1 вернула кнопку «Пуск» и улучшила интеграцию с рабочим столом. Она стала более удобной для традиционных ПК. Поддержка сис</w:t>
-      </w:r>
-      <w:r>
-        <w:rPr>
-          <w:rFonts w:ascii="Times New Roman" w:hAnsi="Times New Roman"/>
-          <w:sz w:val="28"/>
-          <w:szCs w:val="28"/>
-        </w:rPr>
-        <w:t>темы также завершена.</w:t>
+        <w:t>В Windows 8.1 кнопка «Пуск» вернулась, а интеграция с рабочим столом стала лучше. Для традиционных ПК система сделалась удобнее. Её поддержка также завершена.</w:t>
+      </w:r>
+      <w:r>
+        <w:rPr>
+          <w:rFonts w:ascii="Times New Roman" w:hAnsi="Times New Roman"/>
+          <w:sz w:val="28"/>
+          <w:szCs w:val="28"/>
+        </w:rPr>
       </w:r>
     </w:p>
     <w:p>
@@ -1198,16 +1191,14 @@
           <w:sz w:val="28"/>
           <w:szCs w:val="28"/>
         </w:rPr>
-        <w:lastRenderedPageBreak/>
-        <w:t>Windows 10 объединила привычный рабочий стол с современными функциями и стала единой платформой для разных устройств. Она включает обновлённое меню «Пуск», виртуальные рабочие столы и регулярные обновления. Система актив</w:t>
-      </w:r>
-      <w:r>
-        <w:rPr>
-          <w:rFonts w:ascii="Times New Roman" w:hAnsi="Times New Roman"/>
-          <w:sz w:val="28"/>
-          <w:szCs w:val="28"/>
-        </w:rPr>
-        <w:t>но используется и сегодня.</w:t>
+        <w:t>Windows 10 соединила классический рабочий стол с современными возможностями и сделалась единой платформой для разных классов устройств. В неё входят обновлённое меню «Пуск», виртуальные рабочие столы и регулярные обновления. Система широко применяется и в настоящее время.</w:t>
+      </w:r>
+      <w:r>
+        <w:rPr>
+          <w:rFonts w:ascii="Times New Roman" w:hAnsi="Times New Roman"/>
+          <w:sz w:val="28"/>
+          <w:szCs w:val="28"/>
+        </w:rPr>
       </w:r>
     </w:p>
     <w:p>
@@ -1345,15 +1336,14 @@
           <w:sz w:val="28"/>
           <w:szCs w:val="28"/>
         </w:rPr>
-        <w:t>Рабочий стол Windows 7 включает значки, панель задач, меню «Пуск» и область уведомлений. Пользователь может настраивать фон, темы и разрешение экрана. Интерфейс ориентирован на удобство работы с</w:t>
-      </w:r>
-      <w:r>
-        <w:rPr>
-          <w:rFonts w:ascii="Times New Roman" w:hAnsi="Times New Roman"/>
-          <w:sz w:val="28"/>
-          <w:szCs w:val="28"/>
-        </w:rPr>
-        <w:t xml:space="preserve"> окнами.</w:t>
+        <w:t>В рабочий стол Windows 7 входят значки, панель задач, меню «Пуск» и область уведомлений. Пользователю доступны настройка фона, тем и разрешения экрана. Интерфейс ориентирован на удобную работу с окнами.</w:t>
+      </w:r>
+      <w:r>
+        <w:rPr>
+          <w:rFonts w:ascii="Times New Roman" w:hAnsi="Times New Roman"/>
+          <w:sz w:val="28"/>
+          <w:szCs w:val="28"/>
+        </w:rPr>
       </w:r>
     </w:p>
     <w:p>
@@ -1404,7 +1394,7 @@
           <w:sz w:val="28"/>
           <w:szCs w:val="28"/>
         </w:rPr>
-        <w:t>Рабочий стол Windows 8 сохранил классический вид, но акцент сделан на плиточный экран «Пуск». Переключение между режимами выполняется через горячие углы. Это вызывало неудобства у пользователей без сенсорного экрана.</w:t>
+        <w:t>В Windows 8 рабочий стол унаследовал классический облик, однако упор сделан на плиточный экран «Пуск». Переключение режимов выполняется горячими углами. Пользователи без сенсорного экрана испытывали неудобства.</w:t>
       </w:r>
     </w:p>
     <w:p>
@@ -1463,7 +1453,7 @@
           <w:sz w:val="28"/>
           <w:szCs w:val="28"/>
         </w:rPr>
-        <w:t>Windows 8.1 вернула кнопку «Пуск» и улучшила навигацию между плитками и рабочим столом. Появились новые параметры персонализации. Интерфейс стал более привычным.</w:t>
+        <w:t>В Windows 8.1 кнопка «Пуск» возвратилась, а навигация между плитками и рабочим столом стала лучше. Добавились новые параметры персонализации. Интерфейс сделался более привычным.</w:t>
       </w:r>
     </w:p>
     <w:p>
@@ -1503,15 +1493,14 @@
           <w:sz w:val="28"/>
           <w:szCs w:val="28"/>
         </w:rPr>
-        <w:t xml:space="preserve">Персонализация позволяет изменить </w:t>
-      </w:r>
-      <w:r>
-        <w:rPr>
-          <w:rFonts w:ascii="Times New Roman" w:hAnsi="Times New Roman"/>
-          <w:sz w:val="28"/>
-          <w:szCs w:val="28"/>
-        </w:rPr>
-        <w:t>фон, цвет окон, темы, заставку и экран блокировки. Настройки доступны через контекстное меню рабочего стола. Персонализация влияет на внешний вид и удобство работы.</w:t>
+        <w:t>Средства персонализации дают возможность поменять фон, цвет окон, темы, заставку и экран блокировки. Доступ к ним — через контекстное меню рабочего стола. Персонализация сказывается на внешнем виде и удобстве работы.</w:t>
+      </w:r>
+      <w:r>
+        <w:rPr>
+          <w:rFonts w:ascii="Times New Roman" w:hAnsi="Times New Roman"/>
+          <w:sz w:val="28"/>
+          <w:szCs w:val="28"/>
+        </w:rPr>
       </w:r>
     </w:p>
     <w:p>
@@ -1562,15 +1551,14 @@
           <w:sz w:val="28"/>
           <w:szCs w:val="28"/>
         </w:rPr>
-        <w:t>В этом видео демонстрируется рабочий стол Windows 10, его э</w:t>
-      </w:r>
-      <w:r>
-        <w:rPr>
-          <w:rFonts w:ascii="Times New Roman" w:hAnsi="Times New Roman"/>
-          <w:sz w:val="28"/>
-          <w:szCs w:val="28"/>
-        </w:rPr>
-        <w:t>лементы и основные настройки. Показано, как работать с меню «Пуск» и панелью задач.</w:t>
+        <w:t>Данное видео показывает рабочий стол Windows 10, его составные части и основные настройки. Демонстрируется работа с меню «Пуск» и панелью задач.</w:t>
+      </w:r>
+      <w:r>
+        <w:rPr>
+          <w:rFonts w:ascii="Times New Roman" w:hAnsi="Times New Roman"/>
+          <w:sz w:val="28"/>
+          <w:szCs w:val="28"/>
+        </w:rPr>
       </w:r>
     </w:p>
     <w:p>
@@ -1621,15 +1609,14 @@
           <w:sz w:val="28"/>
           <w:szCs w:val="28"/>
         </w:rPr>
-        <w:t>Меню «Пуск» Windows 10 сочетает список приложений, плитки и быстрый доступ к настройкам и питанию. Оно настраивается под пользователя. Меню является</w:t>
-      </w:r>
-      <w:r>
-        <w:rPr>
-          <w:rFonts w:ascii="Times New Roman" w:hAnsi="Times New Roman"/>
-          <w:sz w:val="28"/>
-          <w:szCs w:val="28"/>
-        </w:rPr>
-        <w:t xml:space="preserve"> центральным элементом навигации.</w:t>
+        <w:t>Меню «Пуск» в Windows 10 объединяет перечень программ, плитки и быстрый доступ к настройкам и питанию. Оно поддаётся настройке под конкретного пользователя. Это центральный элемент навигации.</w:t>
+      </w:r>
+      <w:r>
+        <w:rPr>
+          <w:rFonts w:ascii="Times New Roman" w:hAnsi="Times New Roman"/>
+          <w:sz w:val="28"/>
+          <w:szCs w:val="28"/>
+        </w:rPr>
       </w:r>
     </w:p>
     <w:p>
@@ -1680,7 +1667,7 @@
           <w:sz w:val="28"/>
           <w:szCs w:val="28"/>
         </w:rPr>
-        <w:t>В Windows 8 и 8.1 меню «Пуск» заменено экраном плиток. В 8.1 возвращена кнопка «Пуск», но без классического меню. Плитки отображают приложения и живые обновления.</w:t>
+        <w:t>В Windows 8 и 8.1 классическое меню «Пуск» уступило место экрану с плитками. В 8.1 кнопка «Пуск» возвратилась, но без классического меню. Плитки показывают приложения и живые обновления.</w:t>
       </w:r>
     </w:p>
     <w:p>
@@ -1731,15 +1718,14 @@
           <w:sz w:val="28"/>
           <w:szCs w:val="28"/>
         </w:rPr>
-        <w:t xml:space="preserve">Меню </w:t>
-      </w:r>
-      <w:r>
-        <w:rPr>
-          <w:rFonts w:ascii="Times New Roman" w:hAnsi="Times New Roman"/>
-          <w:sz w:val="28"/>
-          <w:szCs w:val="28"/>
-        </w:rPr>
-        <w:t>«Пуск» Windows 7 содержит список программ, поиск, ссылки на панель управления и завершение работы. Оно считается одним из самых удобных в истории Windows. Настройка выполняется через свойства панели задач.</w:t>
+        <w:t>В меню «Пуск» Windows 7 находятся перечень программ, поиск, ссылки на панель управления и завершение работы. Его считают одним из самых удобных за историю Windows. Настройка выполняется через свойства панели задач.</w:t>
+      </w:r>
+      <w:r>
+        <w:rPr>
+          <w:rFonts w:ascii="Times New Roman" w:hAnsi="Times New Roman"/>
+          <w:sz w:val="28"/>
+          <w:szCs w:val="28"/>
+        </w:rPr>
       </w:r>
     </w:p>
     <w:p>
@@ -1812,15 +1798,14 @@
           <w:sz w:val="28"/>
           <w:szCs w:val="28"/>
         </w:rPr>
-        <w:t>Панель задач отображает открытые п</w:t>
-      </w:r>
-      <w:r>
-        <w:rPr>
-          <w:rFonts w:ascii="Times New Roman" w:hAnsi="Times New Roman"/>
-          <w:sz w:val="28"/>
-          <w:szCs w:val="28"/>
-        </w:rPr>
-        <w:t>риложения, закреплённые программы и область уведомлений. Она настраивается по размеру, положению и поведению. Панель задач обеспечивает быстрый доступ к часто используемым функциям.</w:t>
+        <w:t>На панели задач видны открытые программы, закреплённые приложения и область уведомлений. Доступна настройка размера, положения и поведения. Она обеспечивает быстрый доступ к часто используемым функциям.</w:t>
+      </w:r>
+      <w:r>
+        <w:rPr>
+          <w:rFonts w:ascii="Times New Roman" w:hAnsi="Times New Roman"/>
+          <w:sz w:val="28"/>
+          <w:szCs w:val="28"/>
+        </w:rPr>
       </w:r>
     </w:p>
     <w:p>
@@ -1872,15 +1857,14 @@
           <w:sz w:val="28"/>
           <w:szCs w:val="28"/>
         </w:rPr>
-        <w:t>Изучение рабочего стола включает знакомст</w:t>
-      </w:r>
-      <w:r>
-        <w:rPr>
-          <w:rFonts w:ascii="Times New Roman" w:hAnsi="Times New Roman"/>
-          <w:sz w:val="28"/>
-          <w:szCs w:val="28"/>
-        </w:rPr>
-        <w:t>во с его элементами, настройками и способами навигации. Отрабатываются навыки работы с окнами, ярлыками и меню. Это основа для дальнейшей работы с системой.</w:t>
+        <w:t>Освоение рабочего стола предполагает знакомство с его элементами, параметрами и приёмами навигации. Отрабатывается работа с окнами, ярлыками и меню. Это фундамент для дальнейшей работы с системой.</w:t>
+      </w:r>
+      <w:r>
+        <w:rPr>
+          <w:rFonts w:ascii="Times New Roman" w:hAnsi="Times New Roman"/>
+          <w:sz w:val="28"/>
+          <w:szCs w:val="28"/>
+        </w:rPr>
       </w:r>
     </w:p>
     <w:p>
@@ -2018,15 +2002,14 @@
           <w:sz w:val="28"/>
           <w:szCs w:val="28"/>
         </w:rPr>
-        <w:t>Диспетчер задач позволяет просматривать запущенные процессы,</w:t>
-      </w:r>
-      <w:r>
-        <w:rPr>
-          <w:rFonts w:ascii="Times New Roman" w:hAnsi="Times New Roman"/>
-          <w:sz w:val="28"/>
-          <w:szCs w:val="28"/>
-        </w:rPr>
-        <w:t xml:space="preserve"> приложения и службы, а также управлять ими. Он используется для завершения зависших программ и анализа нагрузки. Диспетчер задач – важный инструмент диагностики.</w:t>
+        <w:t>Диспетчер задач даёт возможность наблюдать за запущенными процессами, приложениями и службами, а также управлять ими. К нему прибегают для закрытия зависших программ и анализа нагрузки. Это важный диагностический инструмент.</w:t>
+      </w:r>
+      <w:r>
+        <w:rPr>
+          <w:rFonts w:ascii="Times New Roman" w:hAnsi="Times New Roman"/>
+          <w:sz w:val="28"/>
+          <w:szCs w:val="28"/>
+        </w:rPr>
       </w:r>
     </w:p>
     <w:p>
@@ -2065,15 +2048,14 @@
           <w:sz w:val="28"/>
           <w:szCs w:val="28"/>
         </w:rPr>
-        <w:t xml:space="preserve">В Windows 10 Диспетчер задач получил вкладки </w:t>
-      </w:r>
-      <w:r>
-        <w:rPr>
-          <w:rFonts w:ascii="Times New Roman" w:hAnsi="Times New Roman"/>
-          <w:sz w:val="28"/>
-          <w:szCs w:val="28"/>
-        </w:rPr>
-        <w:t>«Производительность», «Автозагрузка» и «Пользователи». Он отображает графики использования ресурсов. Функции стали более информативными и удобными.</w:t>
+        <w:t>В Windows 10 Диспетчер задач обзавёлся вкладками «Производительность», «Автозагрузка» и «Пользователи». Он выводит графики потребления ресурсов. Функции стали информативнее и удобнее.</w:t>
+      </w:r>
+      <w:r>
+        <w:rPr>
+          <w:rFonts w:ascii="Times New Roman" w:hAnsi="Times New Roman"/>
+          <w:sz w:val="28"/>
+          <w:szCs w:val="28"/>
+        </w:rPr>
       </w:r>
     </w:p>
     <w:p>
@@ -2124,16 +2106,14 @@
           <w:sz w:val="28"/>
           <w:szCs w:val="28"/>
         </w:rPr>
-        <w:lastRenderedPageBreak/>
-        <w:t>В Windows 7 Диспетчер задач имеет вкладки «Приложения», «Процессы», «Службы», «</w:t>
-      </w:r>
-      <w:r>
-        <w:rPr>
-          <w:rFonts w:ascii="Times New Roman" w:hAnsi="Times New Roman"/>
-          <w:sz w:val="28"/>
-          <w:szCs w:val="28"/>
-        </w:rPr>
-        <w:t>Быстродействие», «Сеть» и «Пользователи». Он менее информативен, чем в Windows 10. Тем не менее позволяет управлять процессами и службами.</w:t>
+        <w:t>В Windows 7 Диспетчер задач располагает вкладками «Приложения», «Процессы», «Службы», «Быстродействие», «Сеть» и «Пользователи». Он уступает по информативности версии из Windows 10. Тем не менее им можно управлять процессами и службами.</w:t>
+      </w:r>
+      <w:r>
+        <w:rPr>
+          <w:rFonts w:ascii="Times New Roman" w:hAnsi="Times New Roman"/>
+          <w:sz w:val="28"/>
+          <w:szCs w:val="28"/>
+        </w:rPr>
       </w:r>
     </w:p>
     <w:p>
@@ -2184,15 +2164,14 @@
           <w:sz w:val="28"/>
           <w:szCs w:val="28"/>
         </w:rPr>
-        <w:t>Работа с Диспетчером задач включает завершение процессов, настройку автозагрузки и анализ</w:t>
-      </w:r>
-      <w:r>
-        <w:rPr>
-          <w:rFonts w:ascii="Times New Roman" w:hAnsi="Times New Roman"/>
-          <w:sz w:val="28"/>
-          <w:szCs w:val="28"/>
-        </w:rPr>
-        <w:t xml:space="preserve"> производительности. Отрабатываются навыки выявления проблемных приложений. Это помогает устранять зависания и снижать нагрузку.</w:t>
+        <w:t>Работа с Диспетчером задач охватывает закрытие процессов, настройку автозагрузки и анализ производительности. Осваивается выявление проблемных приложений. Это помогает бороться с зависаниями и снижать нагрузку.</w:t>
+      </w:r>
+      <w:r>
+        <w:rPr>
+          <w:rFonts w:ascii="Times New Roman" w:hAnsi="Times New Roman"/>
+          <w:sz w:val="28"/>
+          <w:szCs w:val="28"/>
+        </w:rPr>
       </w:r>
     </w:p>
     <w:p>
@@ -2341,15 +2320,14 @@
           <w:sz w:val="28"/>
           <w:szCs w:val="28"/>
         </w:rPr>
-        <w:t>Проводник – это файловый менеджер Windows, позволяющий работать с файлами и папками. Он отображает струк</w:t>
-      </w:r>
-      <w:r>
-        <w:rPr>
-          <w:rFonts w:ascii="Times New Roman" w:hAnsi="Times New Roman"/>
-          <w:sz w:val="28"/>
-          <w:szCs w:val="28"/>
-        </w:rPr>
-        <w:t>туру дисков и предоставляет инструменты копирования, перемещения и поиска. Проводник является основным средством работы с файлами.</w:t>
+        <w:t>Проводник является файловым менеджером Windows, предназначенным для работы с файлами и каталогами. Он показывает структуру дисков и снабжён инструментами копирования, перемещения и поиска. Это основное средство файловых операций.</w:t>
+      </w:r>
+      <w:r>
+        <w:rPr>
+          <w:rFonts w:ascii="Times New Roman" w:hAnsi="Times New Roman"/>
+          <w:sz w:val="28"/>
+          <w:szCs w:val="28"/>
+        </w:rPr>
       </w:r>
     </w:p>
     <w:p>
@@ -2400,16 +2378,14 @@
           <w:sz w:val="28"/>
           <w:szCs w:val="28"/>
         </w:rPr>
-        <w:lastRenderedPageBreak/>
-        <w:t>Работа с проводником включает навигацию по папкам, создание и удаление файлов, настройку вида и сортиро</w:t>
-      </w:r>
-      <w:r>
-        <w:rPr>
-          <w:rFonts w:ascii="Times New Roman" w:hAnsi="Times New Roman"/>
-          <w:sz w:val="28"/>
-          <w:szCs w:val="28"/>
-        </w:rPr>
-        <w:t>вки. Отрабатываются навыки работы с адресной строкой и поиском. Проводник также поддерживает работу с библиотеками.</w:t>
+        <w:t>Работа с Проводником охватывает перемещение по каталогам, создание и удаление файлов, настройку вида и сортировки. Отрабатывается использование адресной строки и поиска. Проводник также поддерживает библиотеки.</w:t>
+      </w:r>
+      <w:r>
+        <w:rPr>
+          <w:rFonts w:ascii="Times New Roman" w:hAnsi="Times New Roman"/>
+          <w:sz w:val="28"/>
+          <w:szCs w:val="28"/>
+        </w:rPr>
       </w:r>
     </w:p>
     <w:p>
@@ -2547,15 +2523,14 @@
           <w:sz w:val="28"/>
           <w:szCs w:val="28"/>
         </w:rPr>
-        <w:t>«Этот ПК» отображает все диски, устройства и сетевые расположения, доступные пользователю. Через него можно открыть свой</w:t>
-      </w:r>
-      <w:r>
-        <w:rPr>
-          <w:rFonts w:ascii="Times New Roman" w:hAnsi="Times New Roman"/>
-          <w:sz w:val="28"/>
-          <w:szCs w:val="28"/>
-        </w:rPr>
-        <w:t>ства системы и управление дисками. Раздел заменяет «Мой компьютер» в старых версиях Windows.</w:t>
+        <w:t>В «Этом ПК» показываются все диски, устройства и сетевые расположения, доступные пользователю. Отсюда открываются свойства системы и управление дисками. В старых версиях Windows вместо этого раздела был «Мой компьютер».</w:t>
+      </w:r>
+      <w:r>
+        <w:rPr>
+          <w:rFonts w:ascii="Times New Roman" w:hAnsi="Times New Roman"/>
+          <w:sz w:val="28"/>
+          <w:szCs w:val="28"/>
+        </w:rPr>
       </w:r>
     </w:p>
     <w:p>
@@ -2594,15 +2569,14 @@
           <w:sz w:val="28"/>
           <w:szCs w:val="28"/>
         </w:rPr>
-        <w:t xml:space="preserve">Запуск от имени администратора позволяет выполнять действия, требующие повышенных прав. Он используется для установки программ, </w:t>
-      </w:r>
-      <w:r>
-        <w:rPr>
-          <w:rFonts w:ascii="Times New Roman" w:hAnsi="Times New Roman"/>
-          <w:sz w:val="28"/>
-          <w:szCs w:val="28"/>
-        </w:rPr>
-        <w:t>изменения системных настроек и работы с командной строкой. Без прав администратора многие операции недоступны.</w:t>
+        <w:t>Запуск с правами администратора открывает возможность выполнять действия, для которых нужны повышенные привилегии. К ним относятся установка программ, смена системных настроек и работа с командной строкой. Без этих прав значительная часть операций недоступна.</w:t>
+      </w:r>
+      <w:r>
+        <w:rPr>
+          <w:rFonts w:ascii="Times New Roman" w:hAnsi="Times New Roman"/>
+          <w:sz w:val="28"/>
+          <w:szCs w:val="28"/>
+        </w:rPr>
       </w:r>
     </w:p>
     <w:p>
@@ -2653,16 +2627,14 @@
           <w:sz w:val="28"/>
           <w:szCs w:val="28"/>
         </w:rPr>
-        <w:lastRenderedPageBreak/>
-        <w:t>Библиотеки объединяют файлы из разных папок в одном представлении. Они упрощают доступ к документам, музыке, изображениям и в</w:t>
-      </w:r>
-      <w:r>
-        <w:rPr>
-          <w:rFonts w:ascii="Times New Roman" w:hAnsi="Times New Roman"/>
-          <w:sz w:val="28"/>
-          <w:szCs w:val="28"/>
-        </w:rPr>
-        <w:t>идео. Библиотеки настраиваются пользователем.</w:t>
+        <w:t>Библиотеки сводят файлы из разных каталогов в единое представление. Они облегчают доступ к документам, музыке, изображениям и видео. Настраиваются пользователем.</w:t>
+      </w:r>
+      <w:r>
+        <w:rPr>
+          <w:rFonts w:ascii="Times New Roman" w:hAnsi="Times New Roman"/>
+          <w:sz w:val="28"/>
+          <w:szCs w:val="28"/>
+        </w:rPr>
       </w:r>
     </w:p>
     <w:p>
@@ -2713,15 +2685,14 @@
           <w:sz w:val="28"/>
           <w:szCs w:val="28"/>
         </w:rPr>
-        <w:t>Структура каталогов Windows организована иерархически: диск, папки, подпапки и файлы. Системные файлы хранятся в папке Windows, пользовательские – в профилях. Понимание структуры упрощает п</w:t>
-      </w:r>
-      <w:r>
-        <w:rPr>
-          <w:rFonts w:ascii="Times New Roman" w:hAnsi="Times New Roman"/>
-          <w:sz w:val="28"/>
-          <w:szCs w:val="28"/>
-        </w:rPr>
-        <w:t>оиск и обслуживание.</w:t>
+        <w:t>Каталоги Windows выстроены иерархически: диск, папки, подпапки и файлы. Системные файлы размещаются в каталоге Windows, пользовательские — в профилях. Понимание этой структуры облегчает поиск и обслуживание.</w:t>
+      </w:r>
+      <w:r>
+        <w:rPr>
+          <w:rFonts w:ascii="Times New Roman" w:hAnsi="Times New Roman"/>
+          <w:sz w:val="28"/>
+          <w:szCs w:val="28"/>
+        </w:rPr>
       </w:r>
     </w:p>
     <w:p>
@@ -2772,15 +2743,14 @@
           <w:sz w:val="28"/>
           <w:szCs w:val="28"/>
         </w:rPr>
-        <w:t>Пользовательские файлы хранятся в папке C:\Users\Имя, системные – в C:\Windows и C:\Program Files. Важно различать их при резервном копировании и очистке. Неправильное удаление систе</w:t>
-      </w:r>
-      <w:r>
-        <w:rPr>
-          <w:rFonts w:ascii="Times New Roman" w:hAnsi="Times New Roman"/>
-          <w:sz w:val="28"/>
-          <w:szCs w:val="28"/>
-        </w:rPr>
-        <w:t>мных файлов нарушает работу ОС.</w:t>
+        <w:t>Пользовательские данные лежат в каталоге C:\Users\Имя, системные — в C:\Windows и C:\Program Files. При резервном копировании и очистке их важно не путать. Ошибочное удаление системных файлов ломает работу ОС.</w:t>
+      </w:r>
+      <w:r>
+        <w:rPr>
+          <w:rFonts w:ascii="Times New Roman" w:hAnsi="Times New Roman"/>
+          <w:sz w:val="28"/>
+          <w:szCs w:val="28"/>
+        </w:rPr>
       </w:r>
     </w:p>
     <w:p>
@@ -2831,7 +2801,7 @@
           <w:sz w:val="28"/>
           <w:szCs w:val="28"/>
         </w:rPr>
-        <w:t>Расширение файла указывает на его тип и приложение, которое его открывает. Windows по умолчанию скрывает расширения, но их можно включить. Знание расширений помогает избежать запуска вредоносных файлов.</w:t>
+        <w:t>Расширение говорит о типе файла и о приложении, которым он открывается. По умолчанию Windows прячет расширения, но их показ можно включить. Знакомство с расширениями защищает от запуска вредоносных файлов.</w:t>
       </w:r>
     </w:p>
     <w:p>
@@ -2890,7 +2860,7 @@
           <w:sz w:val="28"/>
           <w:szCs w:val="28"/>
         </w:rPr>
-        <w:t>Атрибуты файла определяют его свойства: только чтение, скрытый, системный, архивный. Они влияют на доступ и отображение. Атрибуты можно изменять через свойства файла.</w:t>
+        <w:t>Атрибуты задают свойства файла: только чтение, скрытый, системный, архивный. От них зависят доступ и отображение. Изменить атрибуты можно в свойствах файла.</w:t>
       </w:r>
     </w:p>
     <w:p>
@@ -2929,15 +2899,14 @@
           <w:sz w:val="28"/>
           <w:szCs w:val="28"/>
         </w:rPr>
-        <w:t>Свойства файлов и папок включают размер, расположен</w:t>
-      </w:r>
-      <w:r>
-        <w:rPr>
-          <w:rFonts w:ascii="Times New Roman" w:hAnsi="Times New Roman"/>
-          <w:sz w:val="28"/>
-          <w:szCs w:val="28"/>
-        </w:rPr>
-        <w:t>ие, даты создания и изменения, а также права доступа. Они отображаются во вкладках диалогового окна свойств. Свойства используются для управления доступом и анализа.</w:t>
+        <w:t>В свойства файлов и папок входят размер, расположение, даты создания и изменения, а также права доступа. Они показываются на вкладках диалогового окна свойств. Свойства служат для управления доступом и анализа.</w:t>
+      </w:r>
+      <w:r>
+        <w:rPr>
+          <w:rFonts w:ascii="Times New Roman" w:hAnsi="Times New Roman"/>
+          <w:sz w:val="28"/>
+          <w:szCs w:val="28"/>
+        </w:rPr>
       </w:r>
     </w:p>
     <w:p>
@@ -2988,24 +2957,21 @@
           <w:sz w:val="28"/>
           <w:szCs w:val="28"/>
         </w:rPr>
-        <w:t>Работа с проводником включает копирование, перемещение, переименован</w:t>
-      </w:r>
-      <w:r>
-        <w:rPr>
-          <w:rFonts w:ascii="Times New Roman" w:hAnsi="Times New Roman"/>
-          <w:sz w:val="28"/>
-          <w:szCs w:val="28"/>
-        </w:rPr>
-        <w:t xml:space="preserve">ие и удаление файлов. Отрабатываются навыки работы с буфером </w:t>
-      </w:r>
-      <w:r>
-        <w:rPr>
-          <w:rFonts w:ascii="Times New Roman" w:hAnsi="Times New Roman"/>
-          <w:sz w:val="28"/>
-          <w:szCs w:val="28"/>
-        </w:rPr>
-        <w:lastRenderedPageBreak/>
-        <w:t>обмена и контекстным меню. Проводник также поддерживает сжатие и распаковку архивов.</w:t>
+        <w:t>Работа с Проводником охватывает копирование, перенос, переименование и удаление файлов. Осваивается работа с буфером обмена и контекстным меню. Проводник вдобавок умеет сжимать и распаковывать архивы.</w:t>
+      </w:r>
+      <w:r>
+        <w:rPr>
+          <w:rFonts w:ascii="Times New Roman" w:hAnsi="Times New Roman"/>
+          <w:sz w:val="28"/>
+          <w:szCs w:val="28"/>
+        </w:rPr>
+      </w:r>
+      <w:r>
+        <w:rPr>
+          <w:rFonts w:ascii="Times New Roman" w:hAnsi="Times New Roman"/>
+          <w:sz w:val="28"/>
+          <w:szCs w:val="28"/>
+        </w:rPr>
       </w:r>
     </w:p>
     <w:p>
@@ -3056,15 +3022,14 @@
           <w:sz w:val="28"/>
           <w:szCs w:val="28"/>
         </w:rPr>
-        <w:t>В Windows 10 часть настроек перенесена в приложение «Параметры», но</w:t>
-      </w:r>
-      <w:r>
-        <w:rPr>
-          <w:rFonts w:ascii="Times New Roman" w:hAnsi="Times New Roman"/>
-          <w:sz w:val="28"/>
-          <w:szCs w:val="28"/>
-        </w:rPr>
-        <w:t xml:space="preserve"> панель управления сохранилась. Она содержит классические инструменты администрирования. Оба средства дополняют друг друга.</w:t>
+        <w:t>В Windows 10 доля настроек переехала в приложение «Параметры», однако панель управления никуда не делась. В ней содержатся классические инструменты администрирования. Оба средства дополняют друг друга.</w:t>
+      </w:r>
+      <w:r>
+        <w:rPr>
+          <w:rFonts w:ascii="Times New Roman" w:hAnsi="Times New Roman"/>
+          <w:sz w:val="28"/>
+          <w:szCs w:val="28"/>
+        </w:rPr>
       </w:r>
     </w:p>
     <w:p>
@@ -3115,15 +3080,14 @@
           <w:sz w:val="28"/>
           <w:szCs w:val="28"/>
         </w:rPr>
-        <w:t xml:space="preserve">Панель управления предоставляет доступ к системным настройкам, оборудованию, программам и учётным </w:t>
-      </w:r>
-      <w:r>
-        <w:rPr>
-          <w:rFonts w:ascii="Times New Roman" w:hAnsi="Times New Roman"/>
-          <w:sz w:val="28"/>
-          <w:szCs w:val="28"/>
-        </w:rPr>
-        <w:t>записям. Она организована по категориям или в виде значков. Панель управления используется для тонкой настройки системы.</w:t>
+        <w:t>Через панель управления открывается доступ к системным параметрам, оборудованию, программам и учётным записям. Она организована по категориям либо в виде значков. Панель служит для тонкой настройки системы.</w:t>
+      </w:r>
+      <w:r>
+        <w:rPr>
+          <w:rFonts w:ascii="Times New Roman" w:hAnsi="Times New Roman"/>
+          <w:sz w:val="28"/>
+          <w:szCs w:val="28"/>
+        </w:rPr>
       </w:r>
     </w:p>
     <w:p>
@@ -3174,15 +3138,14 @@
           <w:sz w:val="28"/>
           <w:szCs w:val="28"/>
         </w:rPr>
-        <w:t>Панель управления имеет два представления: категории и крупные/мелкие значки. Переключение выполняется</w:t>
-      </w:r>
-      <w:r>
-        <w:rPr>
-          <w:rFonts w:ascii="Times New Roman" w:hAnsi="Times New Roman"/>
-          <w:sz w:val="28"/>
-          <w:szCs w:val="28"/>
-        </w:rPr>
-        <w:t xml:space="preserve"> в правом верхнем углу. Выбор зависит от удобства пользователя.</w:t>
+        <w:t>У панели управления два вида отображения: категории и крупные/мелкие значки. Переключение выполняется в правом верхнем углу. Выбор определяется удобством пользователя.</w:t>
+      </w:r>
+      <w:r>
+        <w:rPr>
+          <w:rFonts w:ascii="Times New Roman" w:hAnsi="Times New Roman"/>
+          <w:sz w:val="28"/>
+          <w:szCs w:val="28"/>
+        </w:rPr>
       </w:r>
     </w:p>
     <w:p>
@@ -3233,15 +3196,14 @@
           <w:sz w:val="28"/>
           <w:szCs w:val="28"/>
         </w:rPr>
-        <w:t xml:space="preserve">Категории панели управления включают систему и безопасность, сеть и Интернет, оборудование и звук, программы, учётные записи и оформление. Каждая </w:t>
-      </w:r>
-      <w:r>
-        <w:rPr>
-          <w:rFonts w:ascii="Times New Roman" w:hAnsi="Times New Roman"/>
-          <w:sz w:val="28"/>
-          <w:szCs w:val="28"/>
-        </w:rPr>
-        <w:t>категория содержит набор инструментов. Категории упрощают поиск нужной настройки.</w:t>
+        <w:t>Категориями панели управления являются система и безопасность, сеть и Интернет, оборудование и звук, программы, учётные записи и оформление. В каждой собран свой набор инструментов. Категории упрощают поиск нужной настройки.</w:t>
+      </w:r>
+      <w:r>
+        <w:rPr>
+          <w:rFonts w:ascii="Times New Roman" w:hAnsi="Times New Roman"/>
+          <w:sz w:val="28"/>
+          <w:szCs w:val="28"/>
+        </w:rPr>
       </w:r>
     </w:p>
     <w:p>
@@ -3292,15 +3254,14 @@
           <w:sz w:val="28"/>
           <w:szCs w:val="28"/>
         </w:rPr>
-        <w:t>Изучение категорий включает знакомство с их содержимым и назначением. Отрабатываются навыки поиска нужных параметров. Это основа для дал</w:t>
-      </w:r>
-      <w:r>
-        <w:rPr>
-          <w:rFonts w:ascii="Times New Roman" w:hAnsi="Times New Roman"/>
-          <w:sz w:val="28"/>
-          <w:szCs w:val="28"/>
-        </w:rPr>
-        <w:t>ьнейшей настройки системы.</w:t>
+        <w:t>Освоение категорий предполагает знакомство с их наполнением и назначением. Отрабатывается поиск требуемых параметров. Это база для последующей настройки системы.</w:t>
+      </w:r>
+      <w:r>
+        <w:rPr>
+          <w:rFonts w:ascii="Times New Roman" w:hAnsi="Times New Roman"/>
+          <w:sz w:val="28"/>
+          <w:szCs w:val="28"/>
+        </w:rPr>
       </w:r>
     </w:p>
     <w:p>
@@ -3439,15 +3400,14 @@
           <w:sz w:val="28"/>
           <w:szCs w:val="28"/>
         </w:rPr>
-        <w:t>Учётные записи пользователей определяют права доступа к системе и данным. Они бывают локальными и сетевыми, административными и стандартными. Управление выполняется через панель управления</w:t>
-      </w:r>
-      <w:r>
-        <w:rPr>
-          <w:rFonts w:ascii="Times New Roman" w:hAnsi="Times New Roman"/>
-          <w:sz w:val="28"/>
-          <w:szCs w:val="28"/>
-        </w:rPr>
-        <w:t xml:space="preserve"> или параметры.</w:t>
+        <w:t>Учётные записи задают права доступа к системе и данным. Они подразделяются на локальные и сетевые, административные и стандартные. Управление ими ведётся через панель управления либо параметры.</w:t>
+      </w:r>
+      <w:r>
+        <w:rPr>
+          <w:rFonts w:ascii="Times New Roman" w:hAnsi="Times New Roman"/>
+          <w:sz w:val="28"/>
+          <w:szCs w:val="28"/>
+        </w:rPr>
       </w:r>
     </w:p>
     <w:p>
@@ -3522,7 +3482,7 @@
           <w:sz w:val="28"/>
           <w:szCs w:val="28"/>
         </w:rPr>
-        <w:t>Параметры управления включают смену пароля, типа учётной записи и изображения. Также настраивается контроль учётных записей (UAC). Эти параметры влияют на безопасность системы.</w:t>
+        <w:t>В параметры управления входят смена пароля, типа учётной записи и изображения. Там же настраивается контроль учётных записей (UAC). Эти параметры сказываются на безопасности системы.</w:t>
       </w:r>
     </w:p>
     <w:p>
@@ -3581,7 +3541,7 @@
           <w:sz w:val="28"/>
           <w:szCs w:val="28"/>
         </w:rPr>
-        <w:t>Учётные записи пользователей создаются при установке системы и могут добавляться позже. Каждая имеет профиль с настройками и файлами. Удаление учётной записи удаляет её профиль.</w:t>
+        <w:t>Учётные записи заводятся в ходе установки системы и могут добавляться позднее. Каждой соответствует профиль с настройками и файлами. Удаление записи влечёт удаление профиля.</w:t>
       </w:r>
     </w:p>
     <w:p>
@@ -3633,15 +3593,14 @@
           <w:sz w:val="28"/>
           <w:szCs w:val="28"/>
         </w:rPr>
-        <w:t xml:space="preserve">Администрирование </w:t>
-      </w:r>
-      <w:r>
-        <w:rPr>
-          <w:rFonts w:ascii="Times New Roman" w:hAnsi="Times New Roman"/>
-          <w:sz w:val="28"/>
-          <w:szCs w:val="28"/>
-        </w:rPr>
-        <w:t>учётных данных включает управление паролями, сертификатами и сохранёнными логинами. Оно выполняется через «Диспетчер учётных данных». Это упрощает доступ к сетевым ресурсам.</w:t>
+        <w:t>Администрирование учётных данных охватывает работу с паролями, сертификатами и сохранёнными логинами. Выполняется оно через «Диспетчер учётных данных». Это облегчает доступ к сетевым ресурсам.</w:t>
+      </w:r>
+      <w:r>
+        <w:rPr>
+          <w:rFonts w:ascii="Times New Roman" w:hAnsi="Times New Roman"/>
+          <w:sz w:val="28"/>
+          <w:szCs w:val="28"/>
+        </w:rPr>
       </w:r>
     </w:p>
     <w:p>
@@ -3692,15 +3651,14 @@
           <w:sz w:val="28"/>
           <w:szCs w:val="28"/>
         </w:rPr>
-        <w:t>Центр синхронизации управляет синхронизацией файлов между уст</w:t>
-      </w:r>
-      <w:r>
-        <w:rPr>
-          <w:rFonts w:ascii="Times New Roman" w:hAnsi="Times New Roman"/>
-          <w:sz w:val="28"/>
-          <w:szCs w:val="28"/>
-        </w:rPr>
-        <w:t>ройствами и сетевыми папками. Он настраивает расписание и параметры конфликтов. Функция полезна для работы с автономными файлами.</w:t>
+        <w:t>Центр синхронизации ведает синхронизацией файлов между устройствами и сетевыми папками. В нём задаются расписание и правила разрешения конфликтов. Функция востребована при работе с автономными файлами.</w:t>
+      </w:r>
+      <w:r>
+        <w:rPr>
+          <w:rFonts w:ascii="Times New Roman" w:hAnsi="Times New Roman"/>
+          <w:sz w:val="28"/>
+          <w:szCs w:val="28"/>
+        </w:rPr>
       </w:r>
     </w:p>
     <w:p>
@@ -3838,15 +3796,14 @@
           <w:sz w:val="28"/>
           <w:szCs w:val="28"/>
         </w:rPr>
-        <w:t>Настройки сети включают параметры подключения, IP-адресацию и общий доступ. Они доступны через пане</w:t>
-      </w:r>
-      <w:r>
-        <w:rPr>
-          <w:rFonts w:ascii="Times New Roman" w:hAnsi="Times New Roman"/>
-          <w:sz w:val="28"/>
-          <w:szCs w:val="28"/>
-        </w:rPr>
-        <w:t>ль управления и параметры. Правильная настройка обеспечивает доступ к Интернету и локальным ресурсам.</w:t>
+        <w:t>В сетевые настройки входят параметры подключения, IP-адресация и общий доступ. Они открыты через панель управления и параметры. Корректная настройка гарантирует доступ к Интернету и локальным ресурсам.</w:t>
+      </w:r>
+      <w:r>
+        <w:rPr>
+          <w:rFonts w:ascii="Times New Roman" w:hAnsi="Times New Roman"/>
+          <w:sz w:val="28"/>
+          <w:szCs w:val="28"/>
+        </w:rPr>
       </w:r>
     </w:p>
     <w:p>
@@ -3897,16 +3854,14 @@
           <w:sz w:val="28"/>
           <w:szCs w:val="28"/>
         </w:rPr>
-        <w:lastRenderedPageBreak/>
-        <w:t>Свойства браузера включают настройки Internet Explorer: домашнюю страницу, кэш, безопасность и конфиденциальность. Они доступны через п</w:t>
-      </w:r>
-      <w:r>
-        <w:rPr>
-          <w:rFonts w:ascii="Times New Roman" w:hAnsi="Times New Roman"/>
-          <w:sz w:val="28"/>
-          <w:szCs w:val="28"/>
-        </w:rPr>
-        <w:t>анель управления. Эти параметры влияют на работу в Интернете.</w:t>
+        <w:t>В свойства браузера собраны настройки Internet Explorer: домашняя страница, кэш, безопасность и конфиденциальность. Открыть их можно через панель управления. Эти параметры сказываются на работе в Интернете.</w:t>
+      </w:r>
+      <w:r>
+        <w:rPr>
+          <w:rFonts w:ascii="Times New Roman" w:hAnsi="Times New Roman"/>
+          <w:sz w:val="28"/>
+          <w:szCs w:val="28"/>
+        </w:rPr>
       </w:r>
     </w:p>
     <w:p>
@@ -3957,15 +3912,14 @@
           <w:sz w:val="28"/>
           <w:szCs w:val="28"/>
         </w:rPr>
-        <w:t>Центр управления сетями отображает состояние подключений и позволяет настраивать общий доступ. Здесь можно изменить тип сети и параметры адаптера. Центр</w:t>
-      </w:r>
-      <w:r>
-        <w:rPr>
-          <w:rFonts w:ascii="Times New Roman" w:hAnsi="Times New Roman"/>
-          <w:sz w:val="28"/>
-          <w:szCs w:val="28"/>
-        </w:rPr>
-        <w:t xml:space="preserve"> используется для диагностики сети.</w:t>
+        <w:t>Центр управления сетями показывает состояние подключений и позволяет настраивать общий доступ. Здесь меняются тип сети и параметры адаптера. Центр используется для диагностики сети.</w:t>
+      </w:r>
+      <w:r>
+        <w:rPr>
+          <w:rFonts w:ascii="Times New Roman" w:hAnsi="Times New Roman"/>
+          <w:sz w:val="28"/>
+          <w:szCs w:val="28"/>
+        </w:rPr>
       </w:r>
     </w:p>
     <w:p>
@@ -4028,7 +3982,7 @@
           <w:sz w:val="28"/>
           <w:szCs w:val="28"/>
         </w:rPr>
-        <w:t>Домашняя группа упрощала общий доступ к файлам и принтерам в домашней сети. Она была доступна в Windows 7 и 8, но удалена в Windows 10. Вместо неё используются общие папки и сетевые ресурсы.</w:t>
+        <w:t>Домашняя группа облегчила совместный доступ к файлам и принтерам внутри домашней сети. Она существовала в Windows 7 и 8, но из Windows 10 была убрана. Её заменили общие папки и сетевые ресурсы.</w:t>
       </w:r>
     </w:p>
     <w:p>
@@ -4079,7 +4033,7 @@
           <w:sz w:val="28"/>
           <w:szCs w:val="28"/>
         </w:rPr>
-        <w:t>Конфигурирование браузера включает настройку безопасности, конфиденциальности и параметров подключения. Можно управлять надстройками и сертификатами. Эти настройки влияют на удобство и безопасность работы.</w:t>
+        <w:t>Настройка браузера охватывает безопасность, конфиденциальность и параметры подключения. Доступны управление надстройками и сертификатами. От этих настроек зависят удобство и безопасность работы.</w:t>
       </w:r>
     </w:p>
     <w:p>
@@ -4218,7 +4172,7 @@
           <w:sz w:val="28"/>
           <w:szCs w:val="28"/>
         </w:rPr>
-        <w:t>Настройки дисплея включают разрешение, ориентацию, масштабирование и частоту обновления. Они доступны через параметры или панель управления. Правильная настройка улучшает читаемость и снижает нагрузку на зрение.</w:t>
+        <w:t>К настройкам дисплея относятся разрешение, ориентация, масштабирование и частота обновления. Открыть их можно через параметры либо панель управления. Грамотная настройка улучшает читаемость и снижает нагрузку на зрение.</w:t>
       </w:r>
     </w:p>
     <w:p>
@@ -4265,7 +4219,7 @@
           <w:sz w:val="28"/>
           <w:szCs w:val="28"/>
         </w:rPr>
-        <w:t>Свойства дисплея содержат дополнительные параметры: цветовые профили, калибровку и настройки нескольких мониторов. Они используются для точной настройки изображения. Доступны через панель управления.</w:t>
+        <w:t>В свойства дисплея вынесены дополнительные параметры: цветовые профили, калибровка и настройка нескольких мониторов. Они служат для точной подстройки изображения. Доступ — через панель управления.</w:t>
       </w:r>
     </w:p>
     <w:p>
@@ -4404,15 +4358,14 @@
           <w:sz w:val="28"/>
           <w:szCs w:val="28"/>
         </w:rPr>
-        <w:t>Электропитание управляе</w:t>
-      </w:r>
-      <w:r>
-        <w:rPr>
-          <w:rFonts w:ascii="Times New Roman" w:hAnsi="Times New Roman"/>
-          <w:sz w:val="28"/>
-          <w:szCs w:val="28"/>
-        </w:rPr>
-        <w:t>т схемами энергосбережения, сном и гибернацией. Настройки доступны через панель управления. Они влияют на энергопотребление и время автономной работы.</w:t>
+        <w:t>Электропитание ведает схемами энергосбережения, сном и гибернацией. Настройки открыты через панель управления. Они определяют энергопотребление и время автономной работы.</w:t>
+      </w:r>
+      <w:r>
+        <w:rPr>
+          <w:rFonts w:ascii="Times New Roman" w:hAnsi="Times New Roman"/>
+          <w:sz w:val="28"/>
+          <w:szCs w:val="28"/>
+        </w:rPr>
       </w:r>
     </w:p>
     <w:p>
@@ -4463,15 +4416,14 @@
           <w:sz w:val="28"/>
           <w:szCs w:val="28"/>
         </w:rPr>
-        <w:t>Настройки электропитания включают выбор схемы, настройку таймеров и поведения</w:t>
-      </w:r>
-      <w:r>
-        <w:rPr>
-          <w:rFonts w:ascii="Times New Roman" w:hAnsi="Times New Roman"/>
-          <w:sz w:val="28"/>
-          <w:szCs w:val="28"/>
-        </w:rPr>
-        <w:t xml:space="preserve"> кнопок питания. Можно создавать собственные схемы. Это полезно для ноутбуков и серверов.</w:t>
+        <w:t>В настройки электропитания входят выбор схемы, таймеры и поведение кнопок питания. Можно создавать собственные схемы. Это ценно для ноутбуков и серверов.</w:t>
+      </w:r>
+      <w:r>
+        <w:rPr>
+          <w:rFonts w:ascii="Times New Roman" w:hAnsi="Times New Roman"/>
+          <w:sz w:val="28"/>
+          <w:szCs w:val="28"/>
+        </w:rPr>
       </w:r>
     </w:p>
     <w:p>
@@ -4534,15 +4486,14 @@
           <w:sz w:val="28"/>
           <w:szCs w:val="28"/>
         </w:rPr>
-        <w:t xml:space="preserve">Действия электропитания определяют, что происходит при закрытии крышки, нажатии кнопки питания или переходе в сон. Они настраиваются </w:t>
-      </w:r>
-      <w:r>
-        <w:rPr>
-          <w:rFonts w:ascii="Times New Roman" w:hAnsi="Times New Roman"/>
-          <w:sz w:val="28"/>
-          <w:szCs w:val="28"/>
-        </w:rPr>
-        <w:t>отдельно для работы от сети и батареи. Это влияет на удобство и безопасность.</w:t>
+        <w:t>Действия электропитания задают поведение при закрытии крышки, нажатии кнопки питания и уходе в сон. Для работы от сети и от батареи они настраиваются раздельно. Это сказывается на удобстве и безопасности.</w:t>
+      </w:r>
+      <w:r>
+        <w:rPr>
+          <w:rFonts w:ascii="Times New Roman" w:hAnsi="Times New Roman"/>
+          <w:sz w:val="28"/>
+          <w:szCs w:val="28"/>
+        </w:rPr>
       </w:r>
     </w:p>
     <w:p>
@@ -4681,15 +4632,14 @@
           <w:sz w:val="28"/>
           <w:szCs w:val="28"/>
         </w:rPr>
-        <w:t>Элемент «Система» отображает информацию о компьютере, версии Windows и активации. Здесь доступны настройки быстродействия и защиты</w:t>
-      </w:r>
-      <w:r>
-        <w:rPr>
-          <w:rFonts w:ascii="Times New Roman" w:hAnsi="Times New Roman"/>
-          <w:sz w:val="28"/>
-          <w:szCs w:val="28"/>
-        </w:rPr>
-        <w:t>. Это центральный элемент для диагностики.</w:t>
+        <w:t>Элемент «Система» выводит сведения о компьютере, версии Windows и активации. Здесь же находятся настройки быстродействия и защиты. Это центральная точка для диагностики.</w:t>
+      </w:r>
+      <w:r>
+        <w:rPr>
+          <w:rFonts w:ascii="Times New Roman" w:hAnsi="Times New Roman"/>
+          <w:sz w:val="28"/>
+          <w:szCs w:val="28"/>
+        </w:rPr>
       </w:r>
     </w:p>
     <w:p>
@@ -4740,7 +4690,7 @@
           <w:sz w:val="28"/>
           <w:szCs w:val="28"/>
         </w:rPr>
-        <w:t>Свойства системы включают имя компьютера, рабочую группу или домен, а также параметры быстродействия. Они используются для настройки сети и производительности. Доступны через панель управления.</w:t>
+        <w:t>В свойства системы входят имя компьютера, рабочая группа или домен и параметры быстродействия. Они применяются при настройке сети и производительности. Открыты через панель управления.</w:t>
       </w:r>
     </w:p>
     <w:p>
@@ -4815,7 +4765,7 @@
           <w:sz w:val="28"/>
           <w:szCs w:val="28"/>
         </w:rPr>
-        <w:t>Увеличение быстродействия включает настройку визуальных эффектов, файла подкачки и автозагрузки. Оно помогает ускорить работу на слабых ПК. Настройки доступны через свойства системы.</w:t>
+        <w:t>Ускорение работы предполагает настройку визуальных эффектов, файла подкачки и автозагрузки. Это помогает прибавить скорости слабым ПК. Настройки доступны в свойствах системы.</w:t>
       </w:r>
     </w:p>
     <w:p>
@@ -4866,16 +4816,14 @@
           <w:sz w:val="28"/>
           <w:szCs w:val="28"/>
         </w:rPr>
-        <w:lastRenderedPageBreak/>
-        <w:t>Управление ви</w:t>
-      </w:r>
-      <w:r>
-        <w:rPr>
-          <w:rFonts w:ascii="Times New Roman" w:hAnsi="Times New Roman"/>
-          <w:sz w:val="28"/>
-          <w:szCs w:val="28"/>
-        </w:rPr>
-        <w:t>ртуальной памятью позволяет задать размер файла подкачки и его расположение. Это влияет на производительность при нехватке ОЗУ. Настройка выполняется вручную или автоматически.</w:t>
+        <w:t>Управление виртуальной памятью даёт возможность указать размер файла подкачки и его местоположение. От этого зависит производительность при нехватке ОЗУ. Настройка выполняется вручную или автоматически.</w:t>
+      </w:r>
+      <w:r>
+        <w:rPr>
+          <w:rFonts w:ascii="Times New Roman" w:hAnsi="Times New Roman"/>
+          <w:sz w:val="28"/>
+          <w:szCs w:val="28"/>
+        </w:rPr>
       </w:r>
     </w:p>
     <w:p>
@@ -5013,15 +4961,14 @@
           <w:sz w:val="28"/>
           <w:szCs w:val="28"/>
         </w:rPr>
-        <w:t>Диспетчер устройств отображает установленное о</w:t>
-      </w:r>
-      <w:r>
-        <w:rPr>
-          <w:rFonts w:ascii="Times New Roman" w:hAnsi="Times New Roman"/>
-          <w:sz w:val="28"/>
-          <w:szCs w:val="28"/>
-        </w:rPr>
-        <w:t>борудование и его состояние. Здесь можно обновлять драйверы, отключать и удалять устройства. Диспетчер используется для диагностики аппаратных проблем.</w:t>
+        <w:t>Диспетчер устройств показывает установленное оборудование и его состояние. Здесь обновляются драйверы, устройства отключаются и удаляются. Инструмент применяется для диагностики аппаратных проблем.</w:t>
+      </w:r>
+      <w:r>
+        <w:rPr>
+          <w:rFonts w:ascii="Times New Roman" w:hAnsi="Times New Roman"/>
+          <w:sz w:val="28"/>
+          <w:szCs w:val="28"/>
+        </w:rPr>
       </w:r>
     </w:p>
     <w:p>
@@ -5084,15 +5031,14 @@
           <w:sz w:val="28"/>
           <w:szCs w:val="28"/>
         </w:rPr>
-        <w:t>Использование Диспетчера устройств включает проверку состояния драй</w:t>
-      </w:r>
-      <w:r>
-        <w:rPr>
-          <w:rFonts w:ascii="Times New Roman" w:hAnsi="Times New Roman"/>
-          <w:sz w:val="28"/>
-          <w:szCs w:val="28"/>
-        </w:rPr>
-        <w:t>веров и устранение конфликтов. Отрабатываются навыки обновления и отката драйверов. Это важный инструмент обслуживания.</w:t>
+        <w:t>Работа с Диспетчером устройств охватывает контроль состояния драйверов и устранение конфликтов. Осваиваются обновление и откат драйверов. Это важный инструмент обслуживания.</w:t>
+      </w:r>
+      <w:r>
+        <w:rPr>
+          <w:rFonts w:ascii="Times New Roman" w:hAnsi="Times New Roman"/>
+          <w:sz w:val="28"/>
+          <w:szCs w:val="28"/>
+        </w:rPr>
       </w:r>
     </w:p>
     <w:p>
@@ -5143,16 +5089,14 @@
           <w:sz w:val="28"/>
           <w:szCs w:val="28"/>
         </w:rPr>
-        <w:lastRenderedPageBreak/>
-        <w:t>Раздел «Устройства и принтеры» отображает подключённое оборудование и позволяет добавлять новые устройства. Здесь</w:t>
-      </w:r>
-      <w:r>
-        <w:rPr>
-          <w:rFonts w:ascii="Times New Roman" w:hAnsi="Times New Roman"/>
-          <w:sz w:val="28"/>
-          <w:szCs w:val="28"/>
-        </w:rPr>
-        <w:t xml:space="preserve"> настраиваются принтеры и сканеры. Раздел упрощает управление периферией.</w:t>
+        <w:t>Раздел «Устройства и принтеры» показывает подключённое оборудование и позволяет добавлять новые устройства. Здесь настраиваются принтеры и сканеры. Раздел облегчает управление периферией.</w:t>
+      </w:r>
+      <w:r>
+        <w:rPr>
+          <w:rFonts w:ascii="Times New Roman" w:hAnsi="Times New Roman"/>
+          <w:sz w:val="28"/>
+          <w:szCs w:val="28"/>
+        </w:rPr>
       </w:r>
     </w:p>
     <w:p>
@@ -5203,15 +5147,14 @@
           <w:sz w:val="28"/>
           <w:szCs w:val="28"/>
         </w:rPr>
-        <w:t>Настройки звука включают выбор устройства воспроизведения и записи, уровень громкости и параметры улучшения. Они доступны через панель управления. Правильная настройка обеспечи</w:t>
-      </w:r>
-      <w:r>
-        <w:rPr>
-          <w:rFonts w:ascii="Times New Roman" w:hAnsi="Times New Roman"/>
-          <w:sz w:val="28"/>
-          <w:szCs w:val="28"/>
-        </w:rPr>
-        <w:t>вает качественное звучание.</w:t>
+        <w:t>В настройки звука входят выбор устройств воспроизведения и записи, уровень громкости и параметры улучшения. Открыты они через панель управления. Правильная настройка даёт качественное звучание.</w:t>
+      </w:r>
+      <w:r>
+        <w:rPr>
+          <w:rFonts w:ascii="Times New Roman" w:hAnsi="Times New Roman"/>
+          <w:sz w:val="28"/>
+          <w:szCs w:val="28"/>
+        </w:rPr>
       </w:r>
     </w:p>
     <w:p>
@@ -5360,7 +5303,7 @@
           <w:sz w:val="28"/>
           <w:szCs w:val="28"/>
         </w:rPr>
-        <w:t>Настройки часов включают дату, время и часовой пояс. Они синхронизируются через Интернет. Правильное время важно для сертификатов и журналов.</w:t>
+        <w:t>К настройкам часов относятся дата, время и часовой пояс. Синхронизация выполняется через Интернет. Точное время критично для сертификатов и журналов.</w:t>
       </w:r>
     </w:p>
     <w:p>
@@ -5411,16 +5354,14 @@
           <w:sz w:val="28"/>
           <w:szCs w:val="28"/>
         </w:rPr>
-        <w:lastRenderedPageBreak/>
-        <w:t xml:space="preserve">Региональные стандарты определяют формат </w:t>
-      </w:r>
-      <w:r>
-        <w:rPr>
-          <w:rFonts w:ascii="Times New Roman" w:hAnsi="Times New Roman"/>
-          <w:sz w:val="28"/>
-          <w:szCs w:val="28"/>
-        </w:rPr>
-        <w:t>чисел, дат, валюты и единиц измерения. Они настраиваются через панель управления. Это влияет на отображение данных в приложениях.</w:t>
+        <w:t>Региональные стандарты задают форматы чисел, дат, валюты и единиц измерения. Настраиваются они через панель управления. От них зависит отображение данных в приложениях.</w:t>
+      </w:r>
+      <w:r>
+        <w:rPr>
+          <w:rFonts w:ascii="Times New Roman" w:hAnsi="Times New Roman"/>
+          <w:sz w:val="28"/>
+          <w:szCs w:val="28"/>
+        </w:rPr>
       </w:r>
     </w:p>
     <w:p>
@@ -5471,15 +5412,14 @@
           <w:sz w:val="28"/>
           <w:szCs w:val="28"/>
         </w:rPr>
-        <w:t>Настройки языка включают установку языков ввода, раскладок и региональных параметров. Они доступны через панель управлен</w:t>
-      </w:r>
-      <w:r>
-        <w:rPr>
-          <w:rFonts w:ascii="Times New Roman" w:hAnsi="Times New Roman"/>
-          <w:sz w:val="28"/>
-          <w:szCs w:val="28"/>
-        </w:rPr>
-        <w:t>ия или параметры. Правильная настройка упрощает работу с текстом.</w:t>
+        <w:t>В настройки языка входят установка языков ввода, раскладок и региональных параметров. Они доступны через панель управления или параметры. Корректная настройка упрощает работу с текстом.</w:t>
+      </w:r>
+      <w:r>
+        <w:rPr>
+          <w:rFonts w:ascii="Times New Roman" w:hAnsi="Times New Roman"/>
+          <w:sz w:val="28"/>
+          <w:szCs w:val="28"/>
+        </w:rPr>
       </w:r>
     </w:p>
     <w:p>
@@ -5530,15 +5470,14 @@
           <w:sz w:val="28"/>
           <w:szCs w:val="28"/>
         </w:rPr>
-        <w:t>Параметры «Язык и региональные стандарты» объединяют настройки языка, форматов и раскладок. Они позволяют добавить несколько языков. Это удобно для</w:t>
-      </w:r>
-      <w:r>
-        <w:rPr>
-          <w:rFonts w:ascii="Times New Roman" w:hAnsi="Times New Roman"/>
-          <w:sz w:val="28"/>
-          <w:szCs w:val="28"/>
-        </w:rPr>
-        <w:t xml:space="preserve"> многоязычных пользователей.</w:t>
+        <w:t>Параметры «Язык и региональные стандарты» сводят воедино настройки языка, форматов и раскладок. Они дают возможность добавить несколько языков. Это удобно многоязычным пользователям.</w:t>
+      </w:r>
+      <w:r>
+        <w:rPr>
+          <w:rFonts w:ascii="Times New Roman" w:hAnsi="Times New Roman"/>
+          <w:sz w:val="28"/>
+          <w:szCs w:val="28"/>
+        </w:rPr>
       </w:r>
     </w:p>
     <w:p>
@@ -5676,7 +5615,7 @@
           <w:sz w:val="28"/>
           <w:szCs w:val="28"/>
         </w:rPr>
-        <w:t>Раздел «Программы» позволяет устанавливать, удалять и изменять приложения. Здесь же настраиваются программы по умолчанию и компоненты Windows. Раздел используется для управления ПО.</w:t>
+        <w:t>Раздел «Программы» даёт возможность ставить, удалять и менять приложения. Здесь же задаются программы по умолчанию и компоненты Windows. Раздел применяется для управления ПО.</w:t>
       </w:r>
     </w:p>
     <w:p>
@@ -5723,8 +5662,7 @@
           <w:sz w:val="28"/>
           <w:szCs w:val="28"/>
         </w:rPr>
-        <w:lastRenderedPageBreak/>
-        <w:t>Компоненты Windows включают дополнительные функции, которые можно включить или отключить. Обновления устанавливаются через центр обновления. Управление выполняется через панель управления.</w:t>
+        <w:t>Компоненты Windows представляют собой дополнительные функции, которые включаются и отключаются. Обновления приходят через центр обновления. Управление ведётся через панель управления.</w:t>
       </w:r>
     </w:p>
     <w:p>
@@ -5775,15 +5713,14 @@
           <w:sz w:val="28"/>
           <w:szCs w:val="28"/>
         </w:rPr>
-        <w:t>Программы по умолчанию определяют</w:t>
-      </w:r>
-      <w:r>
-        <w:rPr>
-          <w:rFonts w:ascii="Times New Roman" w:hAnsi="Times New Roman"/>
-          <w:sz w:val="28"/>
-          <w:szCs w:val="28"/>
-        </w:rPr>
-        <w:t>, какое приложение открывает тот или иной тип файла. Настройка выполняется через панель управления или параметры. Это влияет на удобство работы.</w:t>
+        <w:t>Программы по умолчанию решают, какое приложение открывает тот или иной тип файла. Настраиваются они через панель управления или параметры. Это сказывается на удобстве работы.</w:t>
+      </w:r>
+      <w:r>
+        <w:rPr>
+          <w:rFonts w:ascii="Times New Roman" w:hAnsi="Times New Roman"/>
+          <w:sz w:val="28"/>
+          <w:szCs w:val="28"/>
+        </w:rPr>
       </w:r>
     </w:p>
     <w:p>
@@ -5921,15 +5858,14 @@
           <w:sz w:val="28"/>
           <w:szCs w:val="28"/>
         </w:rPr>
-        <w:t xml:space="preserve">Средства устранения неполадок автоматически диагностируют и исправляют </w:t>
-      </w:r>
-      <w:r>
-        <w:rPr>
-          <w:rFonts w:ascii="Times New Roman" w:hAnsi="Times New Roman"/>
-          <w:sz w:val="28"/>
-          <w:szCs w:val="28"/>
-        </w:rPr>
-        <w:t>типовые проблемы. Они доступны через панель управления. Это упрощает обслуживание системы.</w:t>
+        <w:t>Средства устранения неполадок в автоматическом режиме ищут и исправляют типовые проблемы. Открыты они через панель управления. Это упрощает обслуживание системы.</w:t>
+      </w:r>
+      <w:r>
+        <w:rPr>
+          <w:rFonts w:ascii="Times New Roman" w:hAnsi="Times New Roman"/>
+          <w:sz w:val="28"/>
+          <w:szCs w:val="28"/>
+        </w:rPr>
       </w:r>
     </w:p>
     <w:p>
@@ -5980,15 +5916,14 @@
           <w:sz w:val="28"/>
           <w:szCs w:val="28"/>
         </w:rPr>
-        <w:t xml:space="preserve">BitLocker шифрует диски для защиты данных при потере устройства. Он использует пароль или TPM-модуль. Функция доступна в редакциях Pro и </w:t>
-      </w:r>
-      <w:r>
-        <w:rPr>
-          <w:rFonts w:ascii="Times New Roman" w:hAnsi="Times New Roman"/>
-          <w:sz w:val="28"/>
-          <w:szCs w:val="28"/>
-        </w:rPr>
-        <w:t>Enterprise.</w:t>
+        <w:t>BitLocker выполняет шифрование дисков, защищая данные при утере устройства. Используются пароль или TPM-модуль. Функция доступна в редакциях Pro и Enterprise.</w:t>
+      </w:r>
+      <w:r>
+        <w:rPr>
+          <w:rFonts w:ascii="Times New Roman" w:hAnsi="Times New Roman"/>
+          <w:sz w:val="28"/>
+          <w:szCs w:val="28"/>
+        </w:rPr>
       </w:r>
     </w:p>
     <w:p>
@@ -6027,8 +5962,7 @@
           <w:sz w:val="28"/>
           <w:szCs w:val="28"/>
         </w:rPr>
-        <w:lastRenderedPageBreak/>
-        <w:t>Параметры проводника и папок включают отображение скрытых файлов, расширений и системных папок. Они настраиваются через панель управления. Это влияет на удобство работы с файлами.</w:t>
+        <w:t>В параметры Проводника и папок входят показ скрытых файлов, расширений и системных папок. Настраиваются они через панель управления. Это сказывается на удобстве файловых операций.</w:t>
       </w:r>
     </w:p>
     <w:p>
@@ -6174,7 +6108,7 @@
           <w:sz w:val="28"/>
           <w:szCs w:val="28"/>
         </w:rPr>
-        <w:t>Раздел «Администрирование» содержит инструменты для управления системой: управление компьютером, просмотр событий, службы и другие. Он предназначен для опытных пользователей. Инструменты позволяют глубоко настраивать систему.</w:t>
+        <w:t>Раздел «Администрирование» вмещает инструменты управления системой: управление компьютером, просмотр событий, службы и прочее. Он рассчитан на опытных пользователей. Инструменты позволяют глубоко настраивать систему.</w:t>
       </w:r>
     </w:p>
     <w:p>
@@ -6233,7 +6167,7 @@
           <w:sz w:val="28"/>
           <w:szCs w:val="28"/>
         </w:rPr>
-        <w:t>Управление компьютером объединяет несколько оснасток: просмотр событий, управление дисками, службы и локальные пользователи. Оно доступно через контекстное меню «Этот ПК». Это центральный инструмент администрирования.</w:t>
+        <w:t>Управление компьютером сводит в одну точку несколько оснасток: просмотр событий, управление дисками, службы и локальные пользователи. Открывается оно через контекстное меню «Этого ПК». Это центральный инструмент администрирования.</w:t>
       </w:r>
     </w:p>
     <w:p>
@@ -6284,15 +6218,14 @@
           <w:sz w:val="28"/>
           <w:szCs w:val="28"/>
         </w:rPr>
-        <w:t>Пр</w:t>
-      </w:r>
-      <w:r>
-        <w:rPr>
-          <w:rFonts w:ascii="Times New Roman" w:hAnsi="Times New Roman"/>
-          <w:sz w:val="28"/>
-          <w:szCs w:val="28"/>
-        </w:rPr>
-        <w:t>осмотр событий отображает журналы системы, приложений и безопасности. Здесь можно найти причины сбоев и ошибок. Журналы используются для диагностики.</w:t>
+        <w:t>Просмотр событий ведёт журналы системы, приложений и безопасности. Здесь ищутся причины сбоев и ошибок. Журналы используются для диагностики.</w:t>
+      </w:r>
+      <w:r>
+        <w:rPr>
+          <w:rFonts w:ascii="Times New Roman" w:hAnsi="Times New Roman"/>
+          <w:sz w:val="28"/>
+          <w:szCs w:val="28"/>
+        </w:rPr>
       </w:r>
     </w:p>
     <w:p>
@@ -6367,15 +6300,14 @@
           <w:sz w:val="28"/>
           <w:szCs w:val="28"/>
         </w:rPr>
-        <w:t xml:space="preserve">Оснастка «Локальные пользователи и группы» управляет учётными записями </w:t>
-      </w:r>
-      <w:r>
-        <w:rPr>
-          <w:rFonts w:ascii="Times New Roman" w:hAnsi="Times New Roman"/>
-          <w:sz w:val="28"/>
-          <w:szCs w:val="28"/>
-        </w:rPr>
-        <w:t>и группами. Она позволяет создавать, изменять и удалять пользователей. Доступна в редакциях Pro и выше.</w:t>
+        <w:t>Оснастка «Локальные пользователи и группы» ведает учётными записями и группами. С её помощью создаются, изменяются и удаляются пользователи. Доступна она в редакциях Pro и выше.</w:t>
+      </w:r>
+      <w:r>
+        <w:rPr>
+          <w:rFonts w:ascii="Times New Roman" w:hAnsi="Times New Roman"/>
+          <w:sz w:val="28"/>
+          <w:szCs w:val="28"/>
+        </w:rPr>
       </w:r>
     </w:p>
     <w:p>
@@ -6426,15 +6358,14 @@
           <w:sz w:val="28"/>
           <w:szCs w:val="28"/>
         </w:rPr>
-        <w:t>Системный монитор отображает загрузку процессора, памяти, диска и сети в реальном времени. Он используется для анализа производительн</w:t>
-      </w:r>
-      <w:r>
-        <w:rPr>
-          <w:rFonts w:ascii="Times New Roman" w:hAnsi="Times New Roman"/>
-          <w:sz w:val="28"/>
-          <w:szCs w:val="28"/>
-        </w:rPr>
-        <w:t>ости. Монитор помогает выявить узкие места.</w:t>
+        <w:t>Системный монитор в реальном времени показывает загрузку процессора, памяти, диска и сети. Он применяется для анализа производительности. Монитор помогает отыскать узкие места.</w:t>
+      </w:r>
+      <w:r>
+        <w:rPr>
+          <w:rFonts w:ascii="Times New Roman" w:hAnsi="Times New Roman"/>
+          <w:sz w:val="28"/>
+          <w:szCs w:val="28"/>
+        </w:rPr>
       </w:r>
     </w:p>
     <w:p>
@@ -6485,7 +6416,7 @@
           <w:sz w:val="28"/>
           <w:szCs w:val="28"/>
         </w:rPr>
-        <w:t>Службы компонентов управляют COM-компонентами, а источники данных – ODBC-подключениями. Они используются для настройки приложений. Доступны через администрирование.</w:t>
+        <w:t>Службы компонентов ведают COM-компонентами, а источники данных — ODBC-подключениями. Они используются при настройке приложений. Открыты через администрирование.</w:t>
       </w:r>
     </w:p>
     <w:p>
@@ -6536,7 +6467,7 @@
           <w:sz w:val="28"/>
           <w:szCs w:val="28"/>
         </w:rPr>
-        <w:t>Оснастка «Службы» управляет фоновыми службами Windows. Здесь можно запускать, останавливать и настраивать службы. Это важно для работы приложений и сети.</w:t>
+        <w:t>Оснастка «Службы» ведает фоновыми службами Windows. Здесь их запускают, останавливают и настраивают. Это важно для работы приложений и сети.</w:t>
       </w:r>
     </w:p>
     <w:p>
@@ -6587,15 +6518,14 @@
           <w:sz w:val="28"/>
           <w:szCs w:val="28"/>
         </w:rPr>
-        <w:t>Источники данных (ODBC) настраивают подключения к базам данных. Они используются при</w:t>
-      </w:r>
-      <w:r>
-        <w:rPr>
-          <w:rFonts w:ascii="Times New Roman" w:hAnsi="Times New Roman"/>
-          <w:sz w:val="28"/>
-          <w:szCs w:val="28"/>
-        </w:rPr>
-        <w:t>ложениями для доступа к данным. Настройка выполняется через администрирование.</w:t>
+        <w:t>Источники данных (ODBC) задают подключения к базам данных. Приложения используют их для доступа к данным. Настройка выполняется через администрирование.</w:t>
+      </w:r>
+      <w:r>
+        <w:rPr>
+          <w:rFonts w:ascii="Times New Roman" w:hAnsi="Times New Roman"/>
+          <w:sz w:val="28"/>
+          <w:szCs w:val="28"/>
+        </w:rPr>
       </w:r>
     </w:p>
     <w:p>
@@ -6646,15 +6576,14 @@
           <w:sz w:val="28"/>
           <w:szCs w:val="28"/>
         </w:rPr>
-        <w:t>Управление печатью позволяет настраивать принтеры, очереди и драйверы. Оно доступно через панель управления. Инструмент используется для администрирования пе</w:t>
-      </w:r>
-      <w:r>
-        <w:rPr>
-          <w:rFonts w:ascii="Times New Roman" w:hAnsi="Times New Roman"/>
-          <w:sz w:val="28"/>
-          <w:szCs w:val="28"/>
-        </w:rPr>
-        <w:t>чати.</w:t>
+        <w:t>Управление печатью даёт возможность настраивать принтеры, очереди и драйверы. Оно открыто через панель управления. Инструмент используется для администрирования печати.</w:t>
+      </w:r>
+      <w:r>
+        <w:rPr>
+          <w:rFonts w:ascii="Times New Roman" w:hAnsi="Times New Roman"/>
+          <w:sz w:val="28"/>
+          <w:szCs w:val="28"/>
+        </w:rPr>
       </w:r>
     </w:p>
     <w:p>
@@ -6717,7 +6646,7 @@
           <w:sz w:val="28"/>
           <w:szCs w:val="28"/>
         </w:rPr>
-        <w:t>Средство проверки памяти диагностирует ошибки оперативной памяти. Оно запускается при загрузке или вручную. Результаты помогают выявить неисправные модули.</w:t>
+        <w:t>Средство проверки памяти ищет ошибки оперативной памяти. Запуск выполняется при загрузке либо вручную. Результаты помогают обнаружить неисправные модули.</w:t>
       </w:r>
     </w:p>
     <w:p>
@@ -6768,15 +6697,14 @@
           <w:sz w:val="28"/>
           <w:szCs w:val="28"/>
         </w:rPr>
-        <w:t xml:space="preserve">Контроль ресурсов </w:t>
-      </w:r>
-      <w:r>
-        <w:rPr>
-          <w:rFonts w:ascii="Times New Roman" w:hAnsi="Times New Roman"/>
-          <w:sz w:val="28"/>
-          <w:szCs w:val="28"/>
-        </w:rPr>
-        <w:t>отображает использование процессора, памяти, диска и сети приложениями. Он помогает выявить ресурсоёмкие процессы. Управление выполняется через монитор ресурсов.</w:t>
+        <w:t>Контроль ресурсов показывает, как процессами используются процессор, память, диск и сеть. Он помогает выявить ресурсоёмкие процессы. Управление выполняется через монитор ресурсов.</w:t>
+      </w:r>
+      <w:r>
+        <w:rPr>
+          <w:rFonts w:ascii="Times New Roman" w:hAnsi="Times New Roman"/>
+          <w:sz w:val="28"/>
+          <w:szCs w:val="28"/>
+        </w:rPr>
       </w:r>
     </w:p>
     <w:p>
@@ -6914,15 +6842,14 @@
           <w:sz w:val="28"/>
           <w:szCs w:val="28"/>
         </w:rPr>
-        <w:t>Утилита «Сведения о системе» отображает подробную информацию</w:t>
-      </w:r>
-      <w:r>
-        <w:rPr>
-          <w:rFonts w:ascii="Times New Roman" w:hAnsi="Times New Roman"/>
-          <w:sz w:val="28"/>
-          <w:szCs w:val="28"/>
-        </w:rPr>
-        <w:t xml:space="preserve"> о hardware, ПО и настройках. Она используется для диагностики и инвентаризации. Доступна через администрирование или команду msinfo32.</w:t>
+        <w:t>Утилита «Сведения о системе» выводит подробные данные об оборудовании, ПО и настройках. Она применяется для диагностики и инвентаризации. Открыта через администрирование либо команду msinfo32.</w:t>
+      </w:r>
+      <w:r>
+        <w:rPr>
+          <w:rFonts w:ascii="Times New Roman" w:hAnsi="Times New Roman"/>
+          <w:sz w:val="28"/>
+          <w:szCs w:val="28"/>
+        </w:rPr>
       </w:r>
     </w:p>
     <w:p>
@@ -6997,15 +6924,14 @@
           <w:sz w:val="28"/>
           <w:szCs w:val="28"/>
         </w:rPr>
-        <w:t>Утилита «Конфигурация системы» управляет параметрами загрузки, службами и автозагрузкой. Она исп</w:t>
-      </w:r>
-      <w:r>
-        <w:rPr>
-          <w:rFonts w:ascii="Times New Roman" w:hAnsi="Times New Roman"/>
-          <w:sz w:val="28"/>
-          <w:szCs w:val="28"/>
-        </w:rPr>
-        <w:t>ользуется для диагностики проблем запуска. Доступна через команду msconfig.</w:t>
+        <w:t>Утилита «Конфигурация системы» ведает параметрами загрузки, службами и автозагрузкой. Она применяется для диагностики проблем запуска. Доступна через команду msconfig.</w:t>
+      </w:r>
+      <w:r>
+        <w:rPr>
+          <w:rFonts w:ascii="Times New Roman" w:hAnsi="Times New Roman"/>
+          <w:sz w:val="28"/>
+          <w:szCs w:val="28"/>
+        </w:rPr>
       </w:r>
     </w:p>
     <w:p>
@@ -7056,7 +6982,7 @@
           <w:sz w:val="28"/>
           <w:szCs w:val="28"/>
         </w:rPr>
-        <w:t>Реестр – это база данных настроек Windows и приложений. Он содержит разделы, параметры и значения. Неправильное изменение реестра может нарушить работу системы.</w:t>
+        <w:t>Реестр является базой данных настроек Windows и приложений. В нём содержатся разделы, параметры и значения. Необдуманная правка реестра способна сломать систему.</w:t>
       </w:r>
     </w:p>
     <w:p>
@@ -7115,7 +7041,7 @@
           <w:sz w:val="28"/>
           <w:szCs w:val="28"/>
         </w:rPr>
-        <w:t>Редактор реестра (regedit) позволяет просматривать и изменять реестр. Он используется для тонкой настройки системы. Перед изменениями рекомендуется создать резервную копию.</w:t>
+        <w:t>Редактор реестра (regedit) даёт возможность просматривать и менять реестр. Он применяется для тонкой настройки системы. Перед изменениями стоит сделать резервную копию.</w:t>
       </w:r>
     </w:p>
     <w:p>
@@ -7166,15 +7092,14 @@
           <w:sz w:val="28"/>
           <w:szCs w:val="28"/>
         </w:rPr>
-        <w:t>Консоль MMC позволяет создавать собственные</w:t>
-      </w:r>
-      <w:r>
-        <w:rPr>
-          <w:rFonts w:ascii="Times New Roman" w:hAnsi="Times New Roman"/>
-          <w:sz w:val="28"/>
-          <w:szCs w:val="28"/>
-        </w:rPr>
-        <w:t xml:space="preserve"> оснастки для администрирования. Она объединяет инструменты в одном интерфейсе. MMC используется опытными администраторами.</w:t>
+        <w:t>Консоль MMC даёт возможность собирать собственные оснастки для администрирования. Она сводит инструменты в единый интерфейс. MMC рассчитана на опытных администраторов.</w:t>
+      </w:r>
+      <w:r>
+        <w:rPr>
+          <w:rFonts w:ascii="Times New Roman" w:hAnsi="Times New Roman"/>
+          <w:sz w:val="28"/>
+          <w:szCs w:val="28"/>
+        </w:rPr>
       </w:r>
     </w:p>
     <w:p>
@@ -7225,15 +7150,14 @@
           <w:sz w:val="28"/>
           <w:szCs w:val="28"/>
         </w:rPr>
-        <w:t>DxDiag отображает информацию о DirectX, видео- и звуковых устройствах. Он используется для диагностики мультимедиа. Доступен</w:t>
-      </w:r>
-      <w:r>
-        <w:rPr>
-          <w:rFonts w:ascii="Times New Roman" w:hAnsi="Times New Roman"/>
-          <w:sz w:val="28"/>
-          <w:szCs w:val="28"/>
-        </w:rPr>
-        <w:t xml:space="preserve"> через команду dxdiag.</w:t>
+        <w:t>DxDiag выводит сведения о DirectX, видео- и звуковых устройствах. Он применяется для диагностики мультимедиа. Запускается командой dxdiag.</w:t>
+      </w:r>
+      <w:r>
+        <w:rPr>
+          <w:rFonts w:ascii="Times New Roman" w:hAnsi="Times New Roman"/>
+          <w:sz w:val="28"/>
+          <w:szCs w:val="28"/>
+        </w:rPr>
       </w:r>
     </w:p>
     <w:p>
@@ -7284,7 +7208,7 @@
           <w:sz w:val="28"/>
           <w:szCs w:val="28"/>
         </w:rPr>
-        <w:t>Системные утилиты включают диспетчер задач, монитор ресурсов, редактор реестра и другие. Они предназначены для диагностики и настройки. Знание утилит упрощает обслуживание.</w:t>
+        <w:t>К системным утилитам относятся диспетчер задач, монитор ресурсов, редактор реестра и другие. Они предназначены для диагностики и настройки. Знание утилит облегчает обслуживание.</w:t>
       </w:r>
     </w:p>
     <w:p>
@@ -7348,7 +7272,7 @@
           <w:sz w:val="28"/>
           <w:szCs w:val="28"/>
         </w:rPr>
-        <w:t>Управление системными файлами включает защиту, восстановление и очистку. Используются утилиты sfc, DISM и очистка диска. Это поддерживает целостность системы.</w:t>
+        <w:t>Работа с системными файлами охватывает их защиту, восстановление и очистку. Применяются утилиты sfc, DISM и очистка диска. Это поддерживает целостность системы.</w:t>
       </w:r>
     </w:p>
     <w:p>
@@ -7563,16 +7487,14 @@
           <w:sz w:val="28"/>
           <w:szCs w:val="28"/>
         </w:rPr>
-        <w:lastRenderedPageBreak/>
-        <w:t>Управление дисками позволяет создавать, удал</w:t>
-      </w:r>
-      <w:r>
-        <w:rPr>
-          <w:rFonts w:ascii="Times New Roman" w:hAnsi="Times New Roman"/>
-          <w:sz w:val="28"/>
-          <w:szCs w:val="28"/>
-        </w:rPr>
-        <w:t>ять и изменять разделы. Оно отображает структуру дисков и их состояние. Утилита используется для разметки и обслуживания.</w:t>
+        <w:t>Управление дисками даёт возможность создавать, удалять и менять разделы. Оно показывает структуру накопителей и их состояние. Утилита применяется для разметки и обслуживания.</w:t>
+      </w:r>
+      <w:r>
+        <w:rPr>
+          <w:rFonts w:ascii="Times New Roman" w:hAnsi="Times New Roman"/>
+          <w:sz w:val="28"/>
+          <w:szCs w:val="28"/>
+        </w:rPr>
       </w:r>
     </w:p>
     <w:p>
@@ -7623,15 +7545,14 @@
           <w:sz w:val="28"/>
           <w:szCs w:val="28"/>
         </w:rPr>
-        <w:t>Статус диска отображает его состояние: исправен, не инициализирован, отсутствует. Он помогает выявить проблемы. Статус д</w:t>
-      </w:r>
-      <w:r>
-        <w:rPr>
-          <w:rFonts w:ascii="Times New Roman" w:hAnsi="Times New Roman"/>
-          <w:sz w:val="28"/>
-          <w:szCs w:val="28"/>
-        </w:rPr>
-        <w:t>оступен в управлении дисками.</w:t>
+        <w:t>Статус диска отражает его состояние: исправен, не инициализирован, отсутствует. Он помогает обнаружить проблемы. Просмотр статуса доступен в управлении дисками.</w:t>
+      </w:r>
+      <w:r>
+        <w:rPr>
+          <w:rFonts w:ascii="Times New Roman" w:hAnsi="Times New Roman"/>
+          <w:sz w:val="28"/>
+          <w:szCs w:val="28"/>
+        </w:rPr>
       </w:r>
     </w:p>
     <w:p>
@@ -7682,7 +7603,7 @@
           <w:sz w:val="28"/>
           <w:szCs w:val="28"/>
         </w:rPr>
-        <w:t>Монтирование диска позволяет подключить его к папке или назначить букву. Это удобно для доступа к данным. Монтирование выполняется через управление дисками.</w:t>
+        <w:t>Монтирование даёт возможность подключить диск к папке либо назначить ему букву. Это удобно для доступа к данным. Выполняется через управление дисками.</w:t>
       </w:r>
     </w:p>
     <w:p>
@@ -7733,15 +7654,14 @@
           <w:sz w:val="28"/>
           <w:szCs w:val="28"/>
         </w:rPr>
-        <w:t>Добавление массивов (RAID) в</w:t>
-      </w:r>
-      <w:r>
-        <w:rPr>
-          <w:rFonts w:ascii="Times New Roman" w:hAnsi="Times New Roman"/>
-          <w:sz w:val="28"/>
-          <w:szCs w:val="28"/>
-        </w:rPr>
-        <w:t>ыполняется через управление дисками или контроллер. Оно повышает производительность или отказоустойчивость. Поддерживаются уровни 0, 1, 5.</w:t>
+        <w:t>Массивы RAID создаются через управление дисками либо контроллер. Они повышают производительность или отказоустойчивость. Поддерживаются уровни 0, 1 и 5.</w:t>
+      </w:r>
+      <w:r>
+        <w:rPr>
+          <w:rFonts w:ascii="Times New Roman" w:hAnsi="Times New Roman"/>
+          <w:sz w:val="28"/>
+          <w:szCs w:val="28"/>
+        </w:rPr>
       </w:r>
     </w:p>
     <w:p>
@@ -7792,15 +7712,14 @@
           <w:sz w:val="28"/>
           <w:szCs w:val="28"/>
         </w:rPr>
-        <w:t>Оптимизация дисков включает дефрагментацию HDD и TRIM для SSD. Она повышает скорость доступа к да</w:t>
-      </w:r>
-      <w:r>
-        <w:rPr>
-          <w:rFonts w:ascii="Times New Roman" w:hAnsi="Times New Roman"/>
-          <w:sz w:val="28"/>
-          <w:szCs w:val="28"/>
-        </w:rPr>
-        <w:t>нным. Выполняется по расписанию или вручную.</w:t>
+        <w:t>Оптимизация накопителей охватывает дефрагментацию HDD и TRIM для SSD. Благодаря ей растёт скорость доступа к данным. Выполняется по расписанию либо вручную.</w:t>
+      </w:r>
+      <w:r>
+        <w:rPr>
+          <w:rFonts w:ascii="Times New Roman" w:hAnsi="Times New Roman"/>
+          <w:sz w:val="28"/>
+          <w:szCs w:val="28"/>
+        </w:rPr>
       </w:r>
     </w:p>
     <w:p>
@@ -7851,7 +7770,7 @@
           <w:sz w:val="28"/>
           <w:szCs w:val="28"/>
         </w:rPr>
-        <w:t>Проверка ошибок (chkdsk) выявляет и исправляет повреждения файловой системы. Она запускается через свойства диска или командную строку. Регулярная проверка предотвращает потерю данных.</w:t>
+        <w:t>Проверка ошибок (chkdsk) находит и устраняет повреждения файловой системы. Запуск выполняется через свойства диска либо командную строку. Регулярные проверки предупреждают потерю данных.</w:t>
       </w:r>
     </w:p>
     <w:p>
@@ -7914,8 +7833,7 @@
           <w:sz w:val="28"/>
           <w:szCs w:val="28"/>
         </w:rPr>
-        <w:lastRenderedPageBreak/>
-        <w:t>Обслуживание включает очистку от временных файлов, проверку ошибок и оптимизацию. Оно продлевает срок службы накопителя. Выполняется по плану профилактики.</w:t>
+        <w:t>Обслуживание охватывает чистку временных файлов, проверку ошибок и оптимизацию. Оно продлевает срок службы накопителя. Выполняется по плану профилактики.</w:t>
       </w:r>
     </w:p>
     <w:p>
@@ -8053,15 +7971,14 @@
           <w:sz w:val="28"/>
           <w:szCs w:val="28"/>
         </w:rPr>
-        <w:t xml:space="preserve">Системные требования определяют </w:t>
-      </w:r>
-      <w:r>
-        <w:rPr>
-          <w:rFonts w:ascii="Times New Roman" w:hAnsi="Times New Roman"/>
-          <w:sz w:val="28"/>
-          <w:szCs w:val="28"/>
-        </w:rPr>
-        <w:t>минимальные и рекомендуемые характеристики для установки ПО. Они включают процессор, память, диск и графику. Соблюдение требований обеспечивает стабильную работу.</w:t>
+        <w:t>Системные требования задают минимальные и рекомендуемые характеристики для установки ПО. В них входят процессор, память, диск и графика. Их соблюдение гарантирует стабильную работу.</w:t>
+      </w:r>
+      <w:r>
+        <w:rPr>
+          <w:rFonts w:ascii="Times New Roman" w:hAnsi="Times New Roman"/>
+          <w:sz w:val="28"/>
+          <w:szCs w:val="28"/>
+        </w:rPr>
       </w:r>
     </w:p>
     <w:p>
@@ -8112,15 +8029,14 @@
           <w:sz w:val="28"/>
           <w:szCs w:val="28"/>
         </w:rPr>
-        <w:t>Методы установки ПО включают установку с носителя, из сети, через магазин п</w:t>
-      </w:r>
-      <w:r>
-        <w:rPr>
-          <w:rFonts w:ascii="Times New Roman" w:hAnsi="Times New Roman"/>
-          <w:sz w:val="28"/>
-          <w:szCs w:val="28"/>
-        </w:rPr>
-        <w:t>риложений и автоматическую. Выбор зависит от задачи и инфраструктуры. Каждый метод имеет свои особенности.</w:t>
+        <w:t>Способы установки ПО — с носителя, из сети, через магазин приложений и автоматическая. Выбор определяется задачей и инфраструктурой. У каждого способа свои особенности.</w:t>
+      </w:r>
+      <w:r>
+        <w:rPr>
+          <w:rFonts w:ascii="Times New Roman" w:hAnsi="Times New Roman"/>
+          <w:sz w:val="28"/>
+          <w:szCs w:val="28"/>
+        </w:rPr>
       </w:r>
     </w:p>
     <w:p>
@@ -8195,16 +8111,14 @@
           <w:sz w:val="28"/>
           <w:szCs w:val="28"/>
         </w:rPr>
-        <w:lastRenderedPageBreak/>
-        <w:t xml:space="preserve">Установка приложения выполняется через установочный файл или магазин. Необходимо принять лицензию и выбрать параметры. После </w:t>
-      </w:r>
-      <w:r>
-        <w:rPr>
-          <w:rFonts w:ascii="Times New Roman" w:hAnsi="Times New Roman"/>
-          <w:sz w:val="28"/>
-          <w:szCs w:val="28"/>
-        </w:rPr>
-        <w:t>установки приложение доступно в меню «Пуск».</w:t>
+        <w:t>Приложение ставится через установочный файл либо магазин. Требуется принять лицензию и выбрать параметры. После установки программа доступна в меню «Пуск».</w:t>
+      </w:r>
+      <w:r>
+        <w:rPr>
+          <w:rFonts w:ascii="Times New Roman" w:hAnsi="Times New Roman"/>
+          <w:sz w:val="28"/>
+          <w:szCs w:val="28"/>
+        </w:rPr>
       </w:r>
     </w:p>
     <w:p>
@@ -8255,7 +8169,7 @@
           <w:sz w:val="28"/>
           <w:szCs w:val="28"/>
         </w:rPr>
-        <w:t>Режим совместимости позволяет запускать старые приложения в новых версиях Windows. Он эмулирует поведение предыдущих версий. Настройка выполняется в свойствах ярлыка.</w:t>
+        <w:t>Режим совместимости даёт возможность выполнять старые программы в новых версиях Windows. Он имитирует поведение прежних версий. Настройка выполняется в свойствах ярлыка.</w:t>
       </w:r>
     </w:p>
     <w:p>
@@ -8314,7 +8228,7 @@
           <w:sz w:val="28"/>
           <w:szCs w:val="28"/>
         </w:rPr>
-        <w:t>Удаление или изменение программы выполняется через панель управления или параметры. Можно удалить приложение или изменить его компоненты. Это освобождает место и устраняет конфликты.</w:t>
+        <w:t>Удалить или изменить программу можно через панель управления либо параметры. Доступно удаление приложения или правка его компонентов. Это освобождает место и устраняет конфликты.</w:t>
       </w:r>
     </w:p>
     <w:p>
@@ -8365,15 +8279,14 @@
           <w:sz w:val="28"/>
           <w:szCs w:val="28"/>
         </w:rPr>
-        <w:t xml:space="preserve">Установка </w:t>
-      </w:r>
-      <w:r>
-        <w:rPr>
-          <w:rFonts w:ascii="Times New Roman" w:hAnsi="Times New Roman"/>
-          <w:sz w:val="28"/>
-          <w:szCs w:val="28"/>
-        </w:rPr>
-        <w:t>стороннего ПО требует проверки источника и совместимости. Рекомендуется скачивать программы с официальных сайтов. После установки важно обновлять их.</w:t>
+        <w:t>Перед установкой стороннего ПО следует проверить источник и совместимость. Рекомендуется загружать программы с официальных сайтов. После установки их важно обновлять.</w:t>
+      </w:r>
+      <w:r>
+        <w:rPr>
+          <w:rFonts w:ascii="Times New Roman" w:hAnsi="Times New Roman"/>
+          <w:sz w:val="28"/>
+          <w:szCs w:val="28"/>
+        </w:rPr>
       </w:r>
     </w:p>
     <w:p>
@@ -8424,15 +8337,14 @@
           <w:sz w:val="28"/>
           <w:szCs w:val="28"/>
         </w:rPr>
-        <w:t xml:space="preserve">Соображения безопасности включают проверку источника, антивирусную защиту и </w:t>
-      </w:r>
-      <w:r>
-        <w:rPr>
-          <w:rFonts w:ascii="Times New Roman" w:hAnsi="Times New Roman"/>
-          <w:sz w:val="28"/>
-          <w:szCs w:val="28"/>
-        </w:rPr>
-        <w:t>ограничение прав. Нельзя устанавливать ПО из ненадёжных источников. Это снижает риск заражения.</w:t>
+        <w:t>Меры безопасности предполагают контроль источника, антивирусную защиту и ограничение прав. Ставить ПО из ненадёжных источников нельзя. Это снижает риск заражения.</w:t>
+      </w:r>
+      <w:r>
+        <w:rPr>
+          <w:rFonts w:ascii="Times New Roman" w:hAnsi="Times New Roman"/>
+          <w:sz w:val="28"/>
+          <w:szCs w:val="28"/>
+        </w:rPr>
       </w:r>
     </w:p>
     <w:p>
@@ -8571,15 +8483,14 @@
           <w:sz w:val="28"/>
           <w:szCs w:val="28"/>
         </w:rPr>
-        <w:t xml:space="preserve">PowerShell – это мощная оболочка и язык сценариев для управления Windows. Она позволяет автоматизировать задачи и работать с объектами. </w:t>
-      </w:r>
-      <w:r>
-        <w:rPr>
-          <w:rFonts w:ascii="Times New Roman" w:hAnsi="Times New Roman"/>
-          <w:sz w:val="28"/>
-          <w:szCs w:val="28"/>
-        </w:rPr>
-        <w:t>PowerShell используется администраторами.</w:t>
+        <w:t>PowerShell представляет собой мощную оболочку и язык сценариев для управления Windows. С его помощью автоматизируются задачи и ведётся работа с объектами. Применяется администраторами.</w:t>
+      </w:r>
+      <w:r>
+        <w:rPr>
+          <w:rFonts w:ascii="Times New Roman" w:hAnsi="Times New Roman"/>
+          <w:sz w:val="28"/>
+          <w:szCs w:val="28"/>
+        </w:rPr>
       </w:r>
     </w:p>
     <w:p>
@@ -8630,7 +8541,7 @@
           <w:sz w:val="28"/>
           <w:szCs w:val="28"/>
         </w:rPr>
-        <w:t>Командная строка (cmd) – это текстовая оболочка для выполнения команд. Она поддерживает навигацию, работу с файлами и диагностику. Командная строка полезна при автоматизации.</w:t>
+        <w:t>Командная строка (cmd) является текстовой оболочкой для выполнения команд. Она поддерживает навигацию, файловые операции и диагностику. Полезна при автоматизации.</w:t>
       </w:r>
     </w:p>
     <w:p>
@@ -8689,7 +8600,7 @@
           <w:sz w:val="28"/>
           <w:szCs w:val="28"/>
         </w:rPr>
-        <w:t>Основные команды CLI включают dir, cd, copy, del, ipconfig, ping и другие. Они позволяют управлять файлами и сетью. Знание команд ускоряет работу.</w:t>
+        <w:t>К базовым командам CLI относятся dir, cd, copy, del, ipconfig, ping и другие. Они дают возможность управлять файлами и сетью. Знание команд ускоряет работу.</w:t>
       </w:r>
     </w:p>
     <w:p>
@@ -8776,16 +8687,14 @@
           <w:sz w:val="28"/>
           <w:szCs w:val="28"/>
         </w:rPr>
-        <w:lastRenderedPageBreak/>
-        <w:t>Управление сессиями CLI включает запуск, переключение и завершение сеансов.</w:t>
-      </w:r>
-      <w:r>
-        <w:rPr>
-          <w:rFonts w:ascii="Times New Roman" w:hAnsi="Times New Roman"/>
-          <w:sz w:val="28"/>
-          <w:szCs w:val="28"/>
-        </w:rPr>
-        <w:t xml:space="preserve"> Можно использовать несколько окон. Это удобно для параллельных задач.</w:t>
+        <w:t>Работа с сессиями CLI охватывает запуск, переключение и завершение сеансов. Допустимо открывать несколько окон. Это удобно для параллельных задач.</w:t>
+      </w:r>
+      <w:r>
+        <w:rPr>
+          <w:rFonts w:ascii="Times New Roman" w:hAnsi="Times New Roman"/>
+          <w:sz w:val="28"/>
+          <w:szCs w:val="28"/>
+        </w:rPr>
       </w:r>
     </w:p>
     <w:p>
@@ -8836,15 +8745,14 @@
           <w:sz w:val="28"/>
           <w:szCs w:val="28"/>
         </w:rPr>
-        <w:t>Работа в командной строке включает ввод команд, навигацию и выполнение задач. Отрабатываются навыки работы с путями и параметрами. Это основа</w:t>
-      </w:r>
-      <w:r>
-        <w:rPr>
-          <w:rFonts w:ascii="Times New Roman" w:hAnsi="Times New Roman"/>
-          <w:sz w:val="28"/>
-          <w:szCs w:val="28"/>
-        </w:rPr>
-        <w:t xml:space="preserve"> для администрирования.</w:t>
+        <w:t>Работа в командной строке предполагает ввод команд, навигацию и выполнение задач. Осваивается работа с путями и параметрами. Это фундамент администрирования.</w:t>
+      </w:r>
+      <w:r>
+        <w:rPr>
+          <w:rFonts w:ascii="Times New Roman" w:hAnsi="Times New Roman"/>
+          <w:sz w:val="28"/>
+          <w:szCs w:val="28"/>
+        </w:rPr>
       </w:r>
     </w:p>
     <w:p>
@@ -8982,7 +8890,7 @@
           <w:sz w:val="28"/>
           <w:szCs w:val="28"/>
         </w:rPr>
-        <w:t>Синтаксис команд включает имя команды, параметры и аргументы. Параметры обозначаются слэшем или дефисом. Понимание синтаксиса необходимо для правильного ввода.</w:t>
+        <w:t>Синтаксис команды складывается из имени, параметров и аргументов. Параметры помечаются слэшем либо дефисом. Без понимания синтаксиса правильный ввод невозможен.</w:t>
       </w:r>
     </w:p>
     <w:p>
@@ -9053,8 +8961,7 @@
           <w:sz w:val="28"/>
           <w:szCs w:val="28"/>
         </w:rPr>
-        <w:lastRenderedPageBreak/>
-        <w:t>Навигация выполняется командами cd, dir и tree. Она позволяет перемещаться по папкам и просматривать содержимое. Навигация – базовая операция в CLI.</w:t>
+        <w:t>Для навигации служат команды cd, dir и tree. Они дают возможность перемещаться по папкам и просматривать содержимое. Навигация — базовая операция в CLI.</w:t>
       </w:r>
     </w:p>
     <w:p>
@@ -9105,15 +9012,14 @@
           <w:sz w:val="28"/>
           <w:szCs w:val="28"/>
         </w:rPr>
-        <w:t xml:space="preserve">Команды навигации включают cd, dir, md, rd. Они позволяют </w:t>
-      </w:r>
-      <w:r>
-        <w:rPr>
-          <w:rFonts w:ascii="Times New Roman" w:hAnsi="Times New Roman"/>
-          <w:sz w:val="28"/>
-          <w:szCs w:val="28"/>
-        </w:rPr>
-        <w:t>переходить между папками и создавать/удалять каталоги. Эти команды используются ежедневно.</w:t>
+        <w:t>Навигационные команды — это cd, dir, md, rd. С их помощью переходят между папками, создают и удаляют каталоги. Применяются они ежедневно.</w:t>
+      </w:r>
+      <w:r>
+        <w:rPr>
+          <w:rFonts w:ascii="Times New Roman" w:hAnsi="Times New Roman"/>
+          <w:sz w:val="28"/>
+          <w:szCs w:val="28"/>
+        </w:rPr>
       </w:r>
     </w:p>
     <w:p>
@@ -9164,15 +9070,14 @@
           <w:sz w:val="28"/>
           <w:szCs w:val="28"/>
         </w:rPr>
-        <w:t>Работа с файлами включает копирование, перемещение, переименование и удаление. Используются команды copy, move, ren, del. Эти операции вы</w:t>
-      </w:r>
-      <w:r>
-        <w:rPr>
-          <w:rFonts w:ascii="Times New Roman" w:hAnsi="Times New Roman"/>
-          <w:sz w:val="28"/>
-          <w:szCs w:val="28"/>
-        </w:rPr>
-        <w:t>полняются в CLI.</w:t>
+        <w:t>Файловые операции включают копирование, перенос, переименование и удаление. Используются команды copy, move, ren, del. Выполняются они в CLI.</w:t>
+      </w:r>
+      <w:r>
+        <w:rPr>
+          <w:rFonts w:ascii="Times New Roman" w:hAnsi="Times New Roman"/>
+          <w:sz w:val="28"/>
+          <w:szCs w:val="28"/>
+        </w:rPr>
       </w:r>
     </w:p>
     <w:p>
@@ -9223,7 +9128,7 @@
           <w:sz w:val="28"/>
           <w:szCs w:val="28"/>
         </w:rPr>
-        <w:t>Команды для работы с папками: md, rd, xcopy, robocopy. Они позволяют создавать, удалять и копировать каталоги. Robocopy поддерживает расширенные параметры.</w:t>
+        <w:t>Для каталогов предназначены команды md, rd, xcopy, robocopy. Они создают, удаляют и копируют папки. Robocopy поддерживает расширенные параметры.</w:t>
       </w:r>
     </w:p>
     <w:p>
@@ -9274,15 +9179,14 @@
           <w:sz w:val="28"/>
           <w:szCs w:val="28"/>
         </w:rPr>
-        <w:t>Команды для работы с файлам</w:t>
-      </w:r>
-      <w:r>
-        <w:rPr>
-          <w:rFonts w:ascii="Times New Roman" w:hAnsi="Times New Roman"/>
-          <w:sz w:val="28"/>
-          <w:szCs w:val="28"/>
-        </w:rPr>
-        <w:t>и: type, copy, del, attrib. Они отображают содержимое, копируют и удаляют файлы. Атрибуты управляют свойствами файлов.</w:t>
+        <w:t>Файловые команды — type, copy, del, attrib. Они показывают содержимое, копируют и удаляют файлы. Атрибуты управляют свойствами файлов.</w:t>
+      </w:r>
+      <w:r>
+        <w:rPr>
+          <w:rFonts w:ascii="Times New Roman" w:hAnsi="Times New Roman"/>
+          <w:sz w:val="28"/>
+          <w:szCs w:val="28"/>
+        </w:rPr>
       </w:r>
     </w:p>
     <w:p>
@@ -9333,15 +9237,14 @@
           <w:sz w:val="28"/>
           <w:szCs w:val="28"/>
         </w:rPr>
-        <w:t>Команды файловой системы включают chkdsk, format, diskpart. Они используются для проверки и разметки дисков. Эт</w:t>
-      </w:r>
-      <w:r>
-        <w:rPr>
-          <w:rFonts w:ascii="Times New Roman" w:hAnsi="Times New Roman"/>
-          <w:sz w:val="28"/>
-          <w:szCs w:val="28"/>
-        </w:rPr>
-        <w:t>и команды требуют осторожности.</w:t>
+        <w:t>К командам файловой системы относятся chkdsk, format, diskpart. Они применяются для проверки и разметки дисков. Обращаться с ними нужно осторожно.</w:t>
+      </w:r>
+      <w:r>
+        <w:rPr>
+          <w:rFonts w:ascii="Times New Roman" w:hAnsi="Times New Roman"/>
+          <w:sz w:val="28"/>
+          <w:szCs w:val="28"/>
+        </w:rPr>
       </w:r>
     </w:p>
     <w:p>
@@ -9480,7 +9383,7 @@
           <w:sz w:val="28"/>
           <w:szCs w:val="28"/>
         </w:rPr>
-        <w:t>Операции с дисками выполняются через diskpart, format, chkdsk. Они позволяют создавать разделы и проверять их. Команды требуют прав администратора.</w:t>
+        <w:t>Дисковые операции выполняются командами diskpart, format, chkdsk. Они дают возможность создавать разделы и проверять их. Команды требуют прав администратора.</w:t>
       </w:r>
     </w:p>
     <w:p>
@@ -9531,7 +9434,7 @@
           <w:sz w:val="28"/>
           <w:szCs w:val="28"/>
         </w:rPr>
-        <w:t>Команды CLI для диска: diskpart, chkdsk, defrag. Они управляют разделами, проверяют ошибки и оптимизируют. Используются для обслуживания.</w:t>
+        <w:t>Дисковыми командами CLI являются diskpart, chkdsk, defrag. Они управляют разделами, ищут ошибки и оптимизируют. Используются для обслуживания.</w:t>
       </w:r>
     </w:p>
     <w:p>
@@ -9670,15 +9573,14 @@
           <w:sz w:val="28"/>
           <w:szCs w:val="28"/>
         </w:rPr>
-        <w:t xml:space="preserve">Команды для задач и системы: tasklist, taskkill, sfc, </w:t>
-      </w:r>
-      <w:r>
-        <w:rPr>
-          <w:rFonts w:ascii="Times New Roman" w:hAnsi="Times New Roman"/>
-          <w:sz w:val="28"/>
-          <w:szCs w:val="28"/>
-        </w:rPr>
-        <w:t>systeminfo. Они отображают процессы, завершают их и проверяют систему. Полезны для диагностики.</w:t>
+        <w:t>Для задач и системы предназначены tasklist, taskkill, sfc, systeminfo. Они показывают процессы, завершают их и проверяют систему. Полезны при диагностике.</w:t>
+      </w:r>
+      <w:r>
+        <w:rPr>
+          <w:rFonts w:ascii="Times New Roman" w:hAnsi="Times New Roman"/>
+          <w:sz w:val="28"/>
+          <w:szCs w:val="28"/>
+        </w:rPr>
       </w:r>
     </w:p>
     <w:p>
@@ -9905,15 +9807,14 @@
           <w:sz w:val="28"/>
           <w:szCs w:val="28"/>
         </w:rPr>
-        <w:t>Другие команды: ping, tracert, netstat, nslookup. Они используются для диагностики сети. Знание этих команд рас</w:t>
-      </w:r>
-      <w:r>
-        <w:rPr>
-          <w:rFonts w:ascii="Times New Roman" w:hAnsi="Times New Roman"/>
-          <w:sz w:val="28"/>
-          <w:szCs w:val="28"/>
-        </w:rPr>
-        <w:t>ширяет возможности администратора.</w:t>
+        <w:t>К прочим командам относятся ping, tracert, netstat, nslookup. Они служат для диагностики сети. Знание этих команд расширяет возможности администратора.</w:t>
+      </w:r>
+      <w:r>
+        <w:rPr>
+          <w:rFonts w:ascii="Times New Roman" w:hAnsi="Times New Roman"/>
+          <w:sz w:val="28"/>
+          <w:szCs w:val="28"/>
+        </w:rPr>
       </w:r>
     </w:p>
     <w:p>
@@ -10051,7 +9952,7 @@
           <w:sz w:val="28"/>
           <w:szCs w:val="28"/>
         </w:rPr>
-        <w:t>Утилита «Выполнить» позволяет запускать команды и приложения по имени. Она вызывается сочетанием Win+R. Утилита ускоряет доступ к инструментам.</w:t>
+        <w:t>Утилита «Выполнить» даёт возможность запускать команды и приложения по имени. Вызывается сочетанием Win+R. Она ускоряет доступ к инструментам.</w:t>
       </w:r>
     </w:p>
     <w:p>
@@ -10102,15 +10003,14 @@
           <w:sz w:val="28"/>
           <w:szCs w:val="28"/>
         </w:rPr>
-        <w:t xml:space="preserve">К другим </w:t>
-      </w:r>
-      <w:r>
-        <w:rPr>
-          <w:rFonts w:ascii="Times New Roman" w:hAnsi="Times New Roman"/>
-          <w:sz w:val="28"/>
-          <w:szCs w:val="28"/>
-        </w:rPr>
-        <w:t>полезным командам относятся msconfig, regedit, dxdiag, control. Они открывают системные утилиты. Их знание упрощает администрирование.</w:t>
+        <w:t>Среди прочих полезных команд — msconfig, regedit, dxdiag, control. Они открывают системные утилиты. Их знание упрощает администрирование.</w:t>
+      </w:r>
+      <w:r>
+        <w:rPr>
+          <w:rFonts w:ascii="Times New Roman" w:hAnsi="Times New Roman"/>
+          <w:sz w:val="28"/>
+          <w:szCs w:val="28"/>
+        </w:rPr>
       </w:r>
     </w:p>
     <w:p>
@@ -10161,15 +10061,14 @@
           <w:sz w:val="28"/>
           <w:szCs w:val="28"/>
         </w:rPr>
-        <w:t>Домен – это централизованно управляемая сеть с сервером аутентификации, а рабочая группа – равноп</w:t>
-      </w:r>
-      <w:r>
-        <w:rPr>
-          <w:rFonts w:ascii="Times New Roman" w:hAnsi="Times New Roman"/>
-          <w:sz w:val="28"/>
-          <w:szCs w:val="28"/>
-        </w:rPr>
-        <w:t>равная сеть без выделенного сервера. Домен используется в организациях, рабочая группа – дома. Выбор влияет на управление и безопасность.</w:t>
+        <w:t>Доменом называется централизованно управляемая сеть с сервером аутентификации, а рабочая группа — равноправная сеть без выделенного сервера. Домен применяется в организациях, рабочая группа — дома. Выбор сказывается на управлении и безопасности.</w:t>
+      </w:r>
+      <w:r>
+        <w:rPr>
+          <w:rFonts w:ascii="Times New Roman" w:hAnsi="Times New Roman"/>
+          <w:sz w:val="28"/>
+          <w:szCs w:val="28"/>
+        </w:rPr>
       </w:r>
     </w:p>
     <w:p>
@@ -10232,15 +10131,14 @@
           <w:sz w:val="28"/>
           <w:szCs w:val="28"/>
         </w:rPr>
-        <w:t>Домашняя группа упрощала общий доступ в домашней сети. Она была доступна в Windows 7 и 8, но удалена</w:t>
-      </w:r>
-      <w:r>
-        <w:rPr>
-          <w:rFonts w:ascii="Times New Roman" w:hAnsi="Times New Roman"/>
-          <w:sz w:val="28"/>
-          <w:szCs w:val="28"/>
-        </w:rPr>
-        <w:t xml:space="preserve"> в Windows 10. Вместо неё используются общие папки и сетевые ресурсы.</w:t>
+        <w:t>Домашняя группа упрощала общий доступ в домашней сети. Функция была доступна в Windows 7 и 8, а в Windows 10 удалена. Вместо неё применяются общие папки и сетевые ресурсы.</w:t>
+      </w:r>
+      <w:r>
+        <w:rPr>
+          <w:rFonts w:ascii="Times New Roman" w:hAnsi="Times New Roman"/>
+          <w:sz w:val="28"/>
+          <w:szCs w:val="28"/>
+        </w:rPr>
       </w:r>
     </w:p>
     <w:p>
@@ -10291,7 +10189,7 @@
           <w:sz w:val="28"/>
           <w:szCs w:val="28"/>
         </w:rPr>
-        <w:t>Подключение выполняется через свойства системы. Для домена требуются учётные данные. После подключения требуется перезагрузка.</w:t>
+        <w:t>Подключение выполняется в свойствах системы. Для домена нужны учётные данные. После подключения требуется перезагрузка.</w:t>
       </w:r>
     </w:p>
     <w:p>
@@ -10350,7 +10248,7 @@
           <w:sz w:val="28"/>
           <w:szCs w:val="28"/>
         </w:rPr>
-        <w:t>Общий доступ настраивается через свойства папки и вкладку «Доступ». Можно подключить сетевой диск. Это упрощает работу с общими ресурсами.</w:t>
+        <w:t>Общий доступ задаётся в свойствах папки, на вкладке «Доступ». Можно подключить и сетевой диск. Это упрощает работу с общими ресурсами.</w:t>
       </w:r>
     </w:p>
     <w:p>
@@ -10402,15 +10300,14 @@
           <w:sz w:val="28"/>
           <w:szCs w:val="28"/>
         </w:rPr>
-        <w:t>Административные ресурсы (C$, ADMIN$) дост</w:t>
-      </w:r>
-      <w:r>
-        <w:rPr>
-          <w:rFonts w:ascii="Times New Roman" w:hAnsi="Times New Roman"/>
-          <w:sz w:val="28"/>
-          <w:szCs w:val="28"/>
-        </w:rPr>
-        <w:t>упны только администраторам. Они используются для удалённого управления. Их отключение повышает безопасность.</w:t>
+        <w:t>Административные ресурсы (C$, ADMIN$) открыты только администраторам. Они используются для удалённого управления. Их отключение усиливает безопасность.</w:t>
+      </w:r>
+      <w:r>
+        <w:rPr>
+          <w:rFonts w:ascii="Times New Roman" w:hAnsi="Times New Roman"/>
+          <w:sz w:val="28"/>
+          <w:szCs w:val="28"/>
+        </w:rPr>
       </w:r>
     </w:p>
     <w:p>
@@ -10461,15 +10358,14 @@
           <w:sz w:val="28"/>
           <w:szCs w:val="28"/>
         </w:rPr>
-        <w:t>Общий доступ к локальным ресурсам позволяет другим пользователям сети обращаться к папкам и принтерам. Настройк</w:t>
-      </w:r>
-      <w:r>
-        <w:rPr>
-          <w:rFonts w:ascii="Times New Roman" w:hAnsi="Times New Roman"/>
-          <w:sz w:val="28"/>
-          <w:szCs w:val="28"/>
-        </w:rPr>
-        <w:t>а включает права и пароли. Это основа совместной работы.</w:t>
+        <w:t>Общий доступ к локальным ресурсам открывает другим пользователям сети доступ к папкам и принтерам. В настройку входят права и пароли. Это основа совместной работы.</w:t>
+      </w:r>
+      <w:r>
+        <w:rPr>
+          <w:rFonts w:ascii="Times New Roman" w:hAnsi="Times New Roman"/>
+          <w:sz w:val="28"/>
+          <w:szCs w:val="28"/>
+        </w:rPr>
       </w:r>
     </w:p>
     <w:p>
@@ -10520,15 +10416,14 @@
           <w:sz w:val="28"/>
           <w:szCs w:val="28"/>
         </w:rPr>
-        <w:t>Общий доступ к принтеру открывает его для других ПК через хост, а сетевой принтер подключается напрямую к сети. Первый зависит от</w:t>
-      </w:r>
-      <w:r>
-        <w:rPr>
-          <w:rFonts w:ascii="Times New Roman" w:hAnsi="Times New Roman"/>
-          <w:sz w:val="28"/>
-          <w:szCs w:val="28"/>
-        </w:rPr>
-        <w:t xml:space="preserve"> хоста, второй автономен. Выбор зависит от инфраструктуры.</w:t>
+        <w:t>При общем доступе принтер открывается для других ПК через хост, а сетевой принтер подключается к сети напрямую. Первый зависит от хоста, второй автономен. Выбор определяется инфраструктурой.</w:t>
+      </w:r>
+      <w:r>
+        <w:rPr>
+          <w:rFonts w:ascii="Times New Roman" w:hAnsi="Times New Roman"/>
+          <w:sz w:val="28"/>
+          <w:szCs w:val="28"/>
+        </w:rPr>
       </w:r>
     </w:p>
     <w:p>
@@ -10591,7 +10486,7 @@
           <w:sz w:val="28"/>
           <w:szCs w:val="28"/>
         </w:rPr>
-        <w:t>Общий доступ настраивается через свойства папки. Можно задать права чтения и записи. Доступ осуществляется по сети.</w:t>
+        <w:t>Общий доступ задаётся в свойствах папки. Доступны права чтения и записи. Доступ осуществляется по сети.</w:t>
       </w:r>
     </w:p>
     <w:p>
@@ -10642,15 +10537,14 @@
           <w:sz w:val="28"/>
           <w:szCs w:val="28"/>
         </w:rPr>
-        <w:t xml:space="preserve">Общие ресурсы – </w:t>
-      </w:r>
-      <w:r>
-        <w:rPr>
-          <w:rFonts w:ascii="Times New Roman" w:hAnsi="Times New Roman"/>
-          <w:sz w:val="28"/>
-          <w:szCs w:val="28"/>
-        </w:rPr>
-        <w:t>это папки, принтеры и устройства, доступные другим пользователям сети. Они отображаются в сетевом окружении. Управление выполняется через панель управления.</w:t>
+        <w:t>Общие ресурсы — это папки, принтеры и устройства, открытые другим пользователям сети. Они видны в сетевом окружении. Управление выполняется через панель управления.</w:t>
+      </w:r>
+      <w:r>
+        <w:rPr>
+          <w:rFonts w:ascii="Times New Roman" w:hAnsi="Times New Roman"/>
+          <w:sz w:val="28"/>
+          <w:szCs w:val="28"/>
+        </w:rPr>
       </w:r>
     </w:p>
     <w:p>
@@ -10701,15 +10595,14 @@
           <w:sz w:val="28"/>
           <w:szCs w:val="28"/>
         </w:rPr>
-        <w:t>Настройка включает подключение кабеля, пров</w:t>
-      </w:r>
-      <w:r>
-        <w:rPr>
-          <w:rFonts w:ascii="Times New Roman" w:hAnsi="Times New Roman"/>
-          <w:sz w:val="28"/>
-          <w:szCs w:val="28"/>
-        </w:rPr>
-        <w:t>ерку адаптера и задание IP. В Windows 10 используется приложение «Параметры». Проверка выполняется через центр управления сетями.</w:t>
+        <w:t>Настройка охватывает подключение кабеля, проверку адаптера и задание IP. В Windows 10 используется приложение «Параметры». Проверка выполняется через центр управления сетями.</w:t>
+      </w:r>
+      <w:r>
+        <w:rPr>
+          <w:rFonts w:ascii="Times New Roman" w:hAnsi="Times New Roman"/>
+          <w:sz w:val="28"/>
+          <w:szCs w:val="28"/>
+        </w:rPr>
       </w:r>
     </w:p>
     <w:p>
@@ -10760,15 +10653,14 @@
           <w:sz w:val="28"/>
           <w:szCs w:val="28"/>
         </w:rPr>
-        <w:t>Настройка включает выбор скорости, дуплекса и IP-параметров. Выполняется через свойства ада</w:t>
-      </w:r>
-      <w:r>
-        <w:rPr>
-          <w:rFonts w:ascii="Times New Roman" w:hAnsi="Times New Roman"/>
-          <w:sz w:val="28"/>
-          <w:szCs w:val="28"/>
-        </w:rPr>
-        <w:t>птера. Правильная настройка обеспечивает стабильное соединение.</w:t>
+        <w:t>В настройку входят выбор скорости, дуплекса и IP-параметров. Выполняется через свойства адаптера. Корректная настройка даёт стабильное соединение.</w:t>
+      </w:r>
+      <w:r>
+        <w:rPr>
+          <w:rFonts w:ascii="Times New Roman" w:hAnsi="Times New Roman"/>
+          <w:sz w:val="28"/>
+          <w:szCs w:val="28"/>
+        </w:rPr>
       </w:r>
     </w:p>
     <w:p>
@@ -10819,7 +10711,7 @@
           <w:sz w:val="28"/>
           <w:szCs w:val="28"/>
         </w:rPr>
-        <w:t>Сетевой профиль определяет тип сети: частная или общедоступная. Он влияет на параметры обнаружения и общего доступа. Профиль задаётся при первом подключении.</w:t>
+        <w:t>Сетевой профиль задаёт тип сети: частная или общедоступная. Он влияет на обнаружение и общий доступ. Профиль назначается при первом подключении.</w:t>
       </w:r>
     </w:p>
     <w:p>
@@ -10870,7 +10762,7 @@
           <w:sz w:val="28"/>
           <w:szCs w:val="28"/>
         </w:rPr>
-        <w:t>Проверка выполняется через центр управления сетями и диагностику. Отображается состояние подключения и доступ к Интернету. GUI удобен для быстрой проверки.</w:t>
+        <w:t>Проверка проводится через центр управления сетями и диагностику. Отображаются состояние подключения и доступ в Интернет. GUI удобен для быстрой проверки.</w:t>
       </w:r>
     </w:p>
     <w:p>
@@ -10941,7 +10833,7 @@
           <w:sz w:val="28"/>
           <w:szCs w:val="28"/>
         </w:rPr>
-        <w:t>Команда ipconfig отображает IP-адрес, маску, шлюз и DNS. Она используется для диагностики сети. Дополнительные параметры позволяют обновить или сбросить настройки.</w:t>
+        <w:t>Команда ipconfig показывает IP-адрес, маску, шлюз и DNS. Она применяется для диагностики сети. Дополнительные параметры позволяют обновить или сбросить настройки.</w:t>
       </w:r>
     </w:p>
     <w:p>
@@ -10992,7 +10884,7 @@
           <w:sz w:val="28"/>
           <w:szCs w:val="28"/>
         </w:rPr>
-        <w:t>Команды ping, tracert, netstat, nslookup проверяют доступность, маршрут и DNS. Они используются для диагностики. CLI даёт больше информации, чем GUI.</w:t>
+        <w:t>Команды ping, tracert, netstat и nslookup проверяют доступность, маршрут и DNS. Они используются для диагностики. CLI даёт больше информации, чем GUI.</w:t>
       </w:r>
     </w:p>
     <w:p>
@@ -11043,15 +10935,14 @@
           <w:sz w:val="28"/>
           <w:szCs w:val="28"/>
         </w:rPr>
-        <w:t>Тестирование включает ping до шлюза и внешних узлов, tr</w:t>
-      </w:r>
-      <w:r>
-        <w:rPr>
-          <w:rFonts w:ascii="Times New Roman" w:hAnsi="Times New Roman"/>
-          <w:sz w:val="28"/>
-          <w:szCs w:val="28"/>
-        </w:rPr>
-        <w:t>acert для маршрута. Это помогает выявить проблемы. Результаты анализируются.</w:t>
+        <w:t>Тестирование предполагает ping до шлюза и внешних узлов, tracert для маршрута. Это помогает обнаружить проблемы. Результаты анализируются.</w:t>
+      </w:r>
+      <w:r>
+        <w:rPr>
+          <w:rFonts w:ascii="Times New Roman" w:hAnsi="Times New Roman"/>
+          <w:sz w:val="28"/>
+          <w:szCs w:val="28"/>
+        </w:rPr>
       </w:r>
     </w:p>
     <w:p>
@@ -11102,7 +10993,7 @@
           <w:sz w:val="28"/>
           <w:szCs w:val="28"/>
         </w:rPr>
-        <w:t>Настройки включают выбор SSID, ввод пароля и параметры безопасности. Выполняется через параметры или панель управления. Проверяется качество сигнала.</w:t>
+        <w:t>В настройки входят выбор SSID, ввод пароля и параметры безопасности. Выполняется через параметры либо панель управления. Проверяется качество сигнала.</w:t>
       </w:r>
     </w:p>
     <w:p>
@@ -11153,7 +11044,7 @@
           <w:sz w:val="28"/>
           <w:szCs w:val="28"/>
         </w:rPr>
-        <w:t>Подключение выполняется через выбор сети и ввод пароля. После подключения проверяется доступ в Интернет. Тестирование включает ping и скорость.</w:t>
+        <w:t>Подключение выполняется выбором сети и вводом пароля. После него проверяется доступ в Интернет. Тестирование включает ping и замер скорости.</w:t>
       </w:r>
     </w:p>
     <w:p>
@@ -11204,15 +11095,14 @@
           <w:sz w:val="28"/>
           <w:szCs w:val="28"/>
         </w:rPr>
-        <w:t>VPN создаёт защищённое соединение чер</w:t>
-      </w:r>
-      <w:r>
-        <w:rPr>
-          <w:rFonts w:ascii="Times New Roman" w:hAnsi="Times New Roman"/>
-          <w:sz w:val="28"/>
-          <w:szCs w:val="28"/>
-        </w:rPr>
-        <w:t>ез Интернет. Настройка включает сервер, тип туннеля и учётные данные. Используется для удалённого доступа.</w:t>
+        <w:t>VPN образует защищённое соединение через Интернет. В настройку входят сервер, тип туннеля и учётные данные. Используется для удалённого доступа.</w:t>
+      </w:r>
+      <w:r>
+        <w:rPr>
+          <w:rFonts w:ascii="Times New Roman" w:hAnsi="Times New Roman"/>
+          <w:sz w:val="28"/>
+          <w:szCs w:val="28"/>
+        </w:rPr>
       </w:r>
     </w:p>
     <w:p>
@@ -11275,15 +11165,14 @@
           <w:sz w:val="28"/>
           <w:szCs w:val="28"/>
         </w:rPr>
-        <w:t>Telnet и SSH – протоколы удалённого доступа к устройствам. Telnet не шифрует данные, SSH – шифрует. SSH предпочтителен для безопасност</w:t>
-      </w:r>
-      <w:r>
-        <w:rPr>
-          <w:rFonts w:ascii="Times New Roman" w:hAnsi="Times New Roman"/>
-          <w:sz w:val="28"/>
-          <w:szCs w:val="28"/>
-        </w:rPr>
-        <w:t>и.</w:t>
+        <w:t>Telnet и SSH являются протоколами удалённого доступа к устройствам. Telnet не шифрует данные, SSH — шифрует. Для безопасности предпочтителен SSH.</w:t>
+      </w:r>
+      <w:r>
+        <w:rPr>
+          <w:rFonts w:ascii="Times New Roman" w:hAnsi="Times New Roman"/>
+          <w:sz w:val="28"/>
+          <w:szCs w:val="28"/>
+        </w:rPr>
       </w:r>
     </w:p>
     <w:p>
@@ -11334,7 +11223,7 @@
           <w:sz w:val="28"/>
           <w:szCs w:val="28"/>
         </w:rPr>
-        <w:t>В Packet Tracer настраивается удалённый доступ к устройствам через Telnet и SSH. Отрабатываются навыки конфигурации. Проверяется безопасность соединения.</w:t>
+        <w:t>В Packet Tracer настраивается удалённый доступ к устройствам по Telnet и SSH. Отрабатываются навыки конфигурации. Проверяется безопасность соединения.</w:t>
       </w:r>
     </w:p>
     <w:p>
@@ -11385,7 +11274,7 @@
           <w:sz w:val="28"/>
           <w:szCs w:val="28"/>
         </w:rPr>
-        <w:t>Удалённый рабочий стол позволяет управлять другим ПК по сети, а удалённый помощник – оказывать поддержку. Оба используют RDP. Требуется разрешение и настройка.</w:t>
+        <w:t>Удалённый рабочий стол даёт возможность управлять другим ПК по сети, а удалённый помощник — оказывать поддержку. Оба используют RDP. Требуются разрешение и настройка.</w:t>
       </w:r>
     </w:p>
     <w:p>
@@ -11436,15 +11325,14 @@
           <w:sz w:val="28"/>
           <w:szCs w:val="28"/>
         </w:rPr>
-        <w:t>Настройка выполняется через свойства систем</w:t>
-      </w:r>
-      <w:r>
-        <w:rPr>
-          <w:rFonts w:ascii="Times New Roman" w:hAnsi="Times New Roman"/>
-          <w:sz w:val="28"/>
-          <w:szCs w:val="28"/>
-        </w:rPr>
-        <w:t>ы. Удалённый помощник удобен для поддержки. Удалённый рабочий стол – для администрирования.</w:t>
+        <w:t>Настройка производится в свойствах системы. Удалённый помощник удобен для поддержки, удалённый рабочий стол — для администрирования.</w:t>
+      </w:r>
+      <w:r>
+        <w:rPr>
+          <w:rFonts w:ascii="Times New Roman" w:hAnsi="Times New Roman"/>
+          <w:sz w:val="28"/>
+          <w:szCs w:val="28"/>
+        </w:rPr>
       </w:r>
     </w:p>
     <w:p>
@@ -11495,15 +11383,14 @@
           <w:sz w:val="28"/>
           <w:szCs w:val="28"/>
         </w:rPr>
-        <w:t>План включает регулярные проверки, обновления, очистку и резервное копирование. Он составляется с учётом условий эк</w:t>
-      </w:r>
-      <w:r>
-        <w:rPr>
-          <w:rFonts w:ascii="Times New Roman" w:hAnsi="Times New Roman"/>
-          <w:sz w:val="28"/>
-          <w:szCs w:val="28"/>
-        </w:rPr>
-        <w:t>сплуатации. Соблюдение плана продлевает срок службы.</w:t>
+        <w:t>В план входят регулярные проверки, обновления, чистка и резервное копирование. Составляется он с учётом условий эксплуатации. Его соблюдение продлевает срок службы.</w:t>
+      </w:r>
+      <w:r>
+        <w:rPr>
+          <w:rFonts w:ascii="Times New Roman" w:hAnsi="Times New Roman"/>
+          <w:sz w:val="28"/>
+          <w:szCs w:val="28"/>
+        </w:rPr>
       </w:r>
     </w:p>
     <w:p>
@@ -11554,7 +11441,7 @@
           <w:sz w:val="28"/>
           <w:szCs w:val="28"/>
         </w:rPr>
-        <w:t>Автозагрузка управляет программами, запускающимися при входе. Управление выполняется через диспетчер задач. Отключение лишних ускоряет загрузку.</w:t>
+        <w:t>Автозагрузка ведает программами, стартующими при входе в систему. Управление выполняется через диспетчер задач. Отключение лишнего ускоряет загрузку.</w:t>
       </w:r>
     </w:p>
     <w:p>
@@ -11637,7 +11524,7 @@
           <w:sz w:val="28"/>
           <w:szCs w:val="28"/>
         </w:rPr>
-        <w:t>Центр обновления устанавливает обновления безопасности и функции. Настраивается автоматическая установка. Регулярное обновление защищает систему.</w:t>
+        <w:t>Центр обновления ставит обновления безопасности и новые функции. Настраивается автоматическая установка. Регулярное обновление защищает систему.</w:t>
       </w:r>
     </w:p>
     <w:p>
@@ -11688,15 +11575,14 @@
           <w:sz w:val="28"/>
           <w:szCs w:val="28"/>
         </w:rPr>
-        <w:t>Планировщик задач запускает программы и скрипты по расписанию. Он используется для</w:t>
-      </w:r>
-      <w:r>
-        <w:rPr>
-          <w:rFonts w:ascii="Times New Roman" w:hAnsi="Times New Roman"/>
-          <w:sz w:val="28"/>
-          <w:szCs w:val="28"/>
-        </w:rPr>
-        <w:t xml:space="preserve"> автоматизации. Настройка включает триггеры и действия.</w:t>
+        <w:t>Планировщик задач стартует программы и скрипты по расписанию. Он используется для автоматизации. В настройку входят триггеры и действия.</w:t>
+      </w:r>
+      <w:r>
+        <w:rPr>
+          <w:rFonts w:ascii="Times New Roman" w:hAnsi="Times New Roman"/>
+          <w:sz w:val="28"/>
+          <w:szCs w:val="28"/>
+        </w:rPr>
       </w:r>
     </w:p>
     <w:p>
@@ -11747,7 +11633,7 @@
           <w:sz w:val="28"/>
           <w:szCs w:val="28"/>
         </w:rPr>
-        <w:t>Планирование задач с расширенными параметрами позволяет создавать сложные сценарии. Можно задавать условия и зависимости. Это удобно для обслуживания.</w:t>
+        <w:t>Планирование с расширенными параметрами даёт возможность строить сложные сценарии. Доступны задание условий и зависимостей. Это удобно для обслуживания.</w:t>
       </w:r>
     </w:p>
     <w:p>
@@ -11798,15 +11684,14 @@
           <w:sz w:val="28"/>
           <w:szCs w:val="28"/>
         </w:rPr>
-        <w:t>То</w:t>
-      </w:r>
-      <w:r>
-        <w:rPr>
-          <w:rFonts w:ascii="Times New Roman" w:hAnsi="Times New Roman"/>
-          <w:sz w:val="28"/>
-          <w:szCs w:val="28"/>
-        </w:rPr>
-        <w:t>чки восстановления сохраняют состояние системы. Они создаются автоматически или вручную. Позволяют откатить изменения.</w:t>
+        <w:t>Точки восстановления фиксируют состояние системы. Создаются они автоматически либо вручную. Позволяют откатить изменения.</w:t>
+      </w:r>
+      <w:r>
+        <w:rPr>
+          <w:rFonts w:ascii="Times New Roman" w:hAnsi="Times New Roman"/>
+          <w:sz w:val="28"/>
+          <w:szCs w:val="28"/>
+        </w:rPr>
       </w:r>
     </w:p>
     <w:p>
@@ -11857,15 +11742,14 @@
           <w:sz w:val="28"/>
           <w:szCs w:val="28"/>
         </w:rPr>
-        <w:t>Резервное копирование создаёт копию данных и системы. Выполняется через встроенные средства или сто</w:t>
-      </w:r>
-      <w:r>
-        <w:rPr>
-          <w:rFonts w:ascii="Times New Roman" w:hAnsi="Times New Roman"/>
-          <w:sz w:val="28"/>
-          <w:szCs w:val="28"/>
-        </w:rPr>
-        <w:t>ронние программы. Хранится на внешнем носителе.</w:t>
+        <w:t>Резервное копирование снимает копию данных и системы. Выполняется штатными средствами либо сторонними программами. Хранится на внешнем носителе.</w:t>
+      </w:r>
+      <w:r>
+        <w:rPr>
+          <w:rFonts w:ascii="Times New Roman" w:hAnsi="Times New Roman"/>
+          <w:sz w:val="28"/>
+          <w:szCs w:val="28"/>
+        </w:rPr>
       </w:r>
     </w:p>
     <w:p>
@@ -11904,7 +11788,7 @@
           <w:sz w:val="28"/>
           <w:szCs w:val="28"/>
         </w:rPr>
-        <w:t>Средства резервного копирования позволяют создавать образы и архивы. Восстановление выполняется из них. Это защищает от потери данных.</w:t>
+        <w:t>Средства резервного копирования дают возможность строить образы и архивы. Из них выполняется восстановление. Это защищает от потери данных.</w:t>
       </w:r>
     </w:p>
     <w:p>
@@ -11963,7 +11847,7 @@
           <w:sz w:val="28"/>
           <w:szCs w:val="28"/>
         </w:rPr>
-        <w:t>Восстановление системы возвращает настройки к точке восстановления. Резервное копирование сохраняет данные. Оба средства дополняют друг друга.</w:t>
+        <w:t>Восстановление системы возвращает настройки к точке восстановления. Резервное копирование сохраняет данные. Средства дополняют друг друга.</w:t>
       </w:r>
     </w:p>
     <w:p>
@@ -12014,15 +11898,14 @@
           <w:sz w:val="28"/>
           <w:szCs w:val="28"/>
         </w:rPr>
-        <w:t>Процесс включает определение проблемы, гипотезы, проверку, п</w:t>
-      </w:r>
-      <w:r>
-        <w:rPr>
-          <w:rFonts w:ascii="Times New Roman" w:hAnsi="Times New Roman"/>
-          <w:sz w:val="28"/>
-          <w:szCs w:val="28"/>
-        </w:rPr>
-        <w:t>лан, подтверждение и документирование. Последовательность повышает эффективность. Это универсальный подход.</w:t>
+        <w:t>Процесс складывается из определения проблемы, гипотез, проверки, плана, подтверждения и документирования. Следование последовательности повышает эффективность. Это универсальный подход.</w:t>
+      </w:r>
+      <w:r>
+        <w:rPr>
+          <w:rFonts w:ascii="Times New Roman" w:hAnsi="Times New Roman"/>
+          <w:sz w:val="28"/>
+          <w:szCs w:val="28"/>
+        </w:rPr>
       </w:r>
     </w:p>
     <w:p>
@@ -12073,15 +11956,14 @@
           <w:sz w:val="28"/>
           <w:szCs w:val="28"/>
         </w:rPr>
-        <w:t xml:space="preserve">Определение проблемы начинается со сбора информации и симптомов. Уточняются условия возникновения. Чёткая формулировка </w:t>
-      </w:r>
-      <w:r>
-        <w:rPr>
-          <w:rFonts w:ascii="Times New Roman" w:hAnsi="Times New Roman"/>
-          <w:sz w:val="28"/>
-          <w:szCs w:val="28"/>
-        </w:rPr>
-        <w:t>ускоряет диагностику.</w:t>
+        <w:t>Определение проблемы начинается со сбора сведений и симптомов. Уточняются условия возникновения. Точная формулировка ускоряет диагностику.</w:t>
+      </w:r>
+      <w:r>
+        <w:rPr>
+          <w:rFonts w:ascii="Times New Roman" w:hAnsi="Times New Roman"/>
+          <w:sz w:val="28"/>
+          <w:szCs w:val="28"/>
+        </w:rPr>
       </w:r>
     </w:p>
     <w:p>
@@ -12132,7 +12014,7 @@
           <w:sz w:val="28"/>
           <w:szCs w:val="28"/>
         </w:rPr>
-        <w:t>На основе симптомов выдвигаются гипотезы. Рассматривается несколько вариантов. Начинают с простых и вероятных.</w:t>
+        <w:t>Опираясь на симптомы, выдвигаются гипотезы. Рассматривается несколько вариантов. Начинают с простых и вероятных.</w:t>
       </w:r>
     </w:p>
     <w:p>
@@ -12183,15 +12065,14 @@
           <w:sz w:val="28"/>
           <w:szCs w:val="28"/>
         </w:rPr>
-        <w:t xml:space="preserve">Гипотезы проверяются </w:t>
-      </w:r>
-      <w:r>
-        <w:rPr>
-          <w:rFonts w:ascii="Times New Roman" w:hAnsi="Times New Roman"/>
-          <w:sz w:val="28"/>
-          <w:szCs w:val="28"/>
-        </w:rPr>
-        <w:t>тестами и средствами диагностики. Если не подтверждается, выдвигается новая. Цель – точная причина.</w:t>
+        <w:t>Гипотезы проверяются тестами и средствами диагностики. Если предположение не подтвердилось, выдвигается новое. Цель — точная причина.</w:t>
+      </w:r>
+      <w:r>
+        <w:rPr>
+          <w:rFonts w:ascii="Times New Roman" w:hAnsi="Times New Roman"/>
+          <w:sz w:val="28"/>
+          <w:szCs w:val="28"/>
+        </w:rPr>
       </w:r>
     </w:p>
     <w:p>
@@ -12242,7 +12123,7 @@
           <w:sz w:val="28"/>
           <w:szCs w:val="28"/>
         </w:rPr>
-        <w:t>План включает шаги устранения с учётом рисков. Реализуется поэтапно. При необходимости корректируется.</w:t>
+        <w:t>План содержит шаги устранения с учётом рисков. Реализуется поэтапно. При необходимости корректируется.</w:t>
       </w:r>
     </w:p>
     <w:p>
@@ -12293,7 +12174,7 @@
           <w:sz w:val="28"/>
           <w:szCs w:val="28"/>
         </w:rPr>
-        <w:t>После устранения проверяется работа системы в целом. При необходимости принимаются профилактические меры. Это завершает цикл.</w:t>
+        <w:t>После устранения оценивается работа системы в целом. При потребности принимаются профилактические меры. Этим цикл завершается.</w:t>
       </w:r>
     </w:p>
     <w:p>
@@ -12344,15 +12225,14 @@
           <w:sz w:val="28"/>
           <w:szCs w:val="28"/>
         </w:rPr>
-        <w:t>Все этапы фиксируют</w:t>
-      </w:r>
-      <w:r>
-        <w:rPr>
-          <w:rFonts w:ascii="Times New Roman" w:hAnsi="Times New Roman"/>
-          <w:sz w:val="28"/>
-          <w:szCs w:val="28"/>
-        </w:rPr>
-        <w:t>ся. Документация помогает в будущем. Служит основой отчётности.</w:t>
+        <w:t>Фиксируются все этапы. Документация выручает в будущем. Она служит основой отчётности.</w:t>
+      </w:r>
+      <w:r>
+        <w:rPr>
+          <w:rFonts w:ascii="Times New Roman" w:hAnsi="Times New Roman"/>
+          <w:sz w:val="28"/>
+          <w:szCs w:val="28"/>
+        </w:rPr>
       </w:r>
     </w:p>
     <w:p>
@@ -12403,15 +12283,14 @@
           <w:sz w:val="28"/>
           <w:szCs w:val="28"/>
         </w:rPr>
-        <w:t xml:space="preserve">К типичным проблемам относятся сбои загрузки, ошибки драйверов, низкая производительность и проблемы с обновлениями. Решения зависят от </w:t>
-      </w:r>
-      <w:r>
-        <w:rPr>
-          <w:rFonts w:ascii="Times New Roman" w:hAnsi="Times New Roman"/>
-          <w:sz w:val="28"/>
-          <w:szCs w:val="28"/>
-        </w:rPr>
-        <w:t>причины. Знание типовых проблем ускоряет диагностику.</w:t>
+        <w:t>К типичным проблемам принадлежат сбои загрузки, ошибки драйверов, низкая производительность и трудности с обновлениями. Способ решения определяется причиной. Знание типовых проблем ускоряет диагностику.</w:t>
+      </w:r>
+      <w:r>
+        <w:rPr>
+          <w:rFonts w:ascii="Times New Roman" w:hAnsi="Times New Roman"/>
+          <w:sz w:val="28"/>
+          <w:szCs w:val="28"/>
+        </w:rPr>
       </w:r>
     </w:p>
     <w:p>
@@ -12462,15 +12341,14 @@
           <w:sz w:val="28"/>
           <w:szCs w:val="28"/>
         </w:rPr>
-        <w:t>Нетипичные проблемы включают конфликты ПО, повреждение реестра, сбои активации. Решение требует глубокой диагностики. Документирование помогает в буд</w:t>
-      </w:r>
-      <w:r>
-        <w:rPr>
-          <w:rFonts w:ascii="Times New Roman" w:hAnsi="Times New Roman"/>
-          <w:sz w:val="28"/>
-          <w:szCs w:val="28"/>
-        </w:rPr>
-        <w:t>ущем.</w:t>
+        <w:t>К нетипичным проблемам относятся конфликты ПО, повреждение реестра и сбои активации. Для решения нужна глубокая диагностика. Документирование помогает в будущем.</w:t>
+      </w:r>
+      <w:r>
+        <w:rPr>
+          <w:rFonts w:ascii="Times New Roman" w:hAnsi="Times New Roman"/>
+          <w:sz w:val="28"/>
+          <w:szCs w:val="28"/>
+        </w:rPr>
       </w:r>
     </w:p>
     <w:p>
@@ -12521,7 +12399,7 @@
           <w:sz w:val="28"/>
           <w:szCs w:val="28"/>
         </w:rPr>
-        <w:t>Устранение неполадок ОС включает анализ журналов, проверку целостности файлов и восстановление. Используются sfc, DISM, точки восстановления. Систематический подход повышает эффективность.</w:t>
+        <w:t>Устранение неполадок ОС охватывает анализ журналов, проверку целостности файлов и восстановление. Применяются sfc, DISM, точки восстановления. Системный подход повышает эффективность.</w:t>
       </w:r>
     </w:p>
     <w:p>
@@ -12545,7 +12423,7 @@
           <w:b w:val="0"/>
           <w:bCs w:val="0"/>
         </w:rPr>
-        <w:t>л</w:t>
+        <w:t>лабораторная работа охватывает широкий спектр настроек и инструментов Windows: от интерфейса и учётных записей до командной строки и администрирования. Знание этих тем требуется для грамотной настройки, обслуживания и устранения неисправностей ОС. Практические навыки работы с утилитами и CLI упрочняют теоретическую базу.</w:t>
       </w:r>
       <w:r>
         <w:rPr>
@@ -12553,7 +12431,6 @@
           <w:b w:val="0"/>
           <w:bCs w:val="0"/>
         </w:rPr>
-        <w:t xml:space="preserve">абораторная </w:t>
       </w:r>
       <w:r>
         <w:rPr>
@@ -12561,7 +12438,6 @@
           <w:b w:val="0"/>
           <w:bCs w:val="0"/>
         </w:rPr>
-        <w:t>работа охватывает широкий спектр настроек и инструментов Windows: от интерфейса и учётных записей до командной строки и администрирования. Понимание этих тем необходимо для грамотной настройки, обслуживания и устранения неисправностей ОС. Практические навы</w:t>
       </w:r>
       <w:r>
         <w:rPr>
@@ -12569,7 +12445,6 @@
           <w:b w:val="0"/>
           <w:bCs w:val="0"/>
         </w:rPr>
-        <w:t>ки работы с утилитами и CLI закрепляют теоретический материал.</w:t>
       </w:r>
     </w:p>
     <w:p>
@@ -12651,15 +12526,14 @@
           <w:sz w:val="28"/>
           <w:szCs w:val="28"/>
         </w:rPr>
-        <w:t xml:space="preserve"> Системные файлы необходимы для работы ОС, и их удаление или изменение может нару</w:t>
-      </w:r>
-      <w:r>
-        <w:rPr>
-          <w:rFonts w:ascii="Times New Roman" w:hAnsi="Times New Roman"/>
-          <w:sz w:val="28"/>
-          <w:szCs w:val="28"/>
-        </w:rPr>
-        <w:t>шить работу системы, а пользовательские файлы можно безопасно копировать и удалять.</w:t>
+        <w:t xml:space="preserve"> Системные файлы обеспечивают работу ОС, и их удаление или изменение способно нарушить функционирование системы, тогда как пользовательские файлы допускается безопасно копировать и удалять.</w:t>
+      </w:r>
+      <w:r>
+        <w:rPr>
+          <w:rFonts w:ascii="Times New Roman" w:hAnsi="Times New Roman"/>
+          <w:sz w:val="28"/>
+          <w:szCs w:val="28"/>
+        </w:rPr>
       </w:r>
     </w:p>
     <w:p>
@@ -12710,15 +12584,14 @@
           <w:sz w:val="28"/>
           <w:szCs w:val="28"/>
         </w:rPr>
-        <w:t xml:space="preserve"> В Windows 10 добавлены вкладки «Производительность», «Автозагрузка» и «Пользователи», а также бол</w:t>
-      </w:r>
-      <w:r>
-        <w:rPr>
-          <w:rFonts w:ascii="Times New Roman" w:hAnsi="Times New Roman"/>
-          <w:sz w:val="28"/>
-          <w:szCs w:val="28"/>
-        </w:rPr>
-        <w:t>ее информативные графики использования ресурсов.</w:t>
+        <w:t xml:space="preserve"> В Windows 10 появились вкладки «Производительность», «Автозагрузка» и «Пользователи», а также более информативные графики потребления ресурсов.</w:t>
+      </w:r>
+      <w:r>
+        <w:rPr>
+          <w:rFonts w:ascii="Times New Roman" w:hAnsi="Times New Roman"/>
+          <w:sz w:val="28"/>
+          <w:szCs w:val="28"/>
+        </w:rPr>
       </w:r>
     </w:p>
     <w:p>
@@ -12769,7 +12642,7 @@
           <w:sz w:val="28"/>
           <w:szCs w:val="28"/>
         </w:rPr>
-        <w:t xml:space="preserve"> Она сохраняет состояние системы и позволяет откатить изменения в случае сбоя или неудачного обновления.</w:t>
+        <w:t xml:space="preserve"> Она фиксирует состояние системы и даёт возможность откатить изменения при сбое либо неудачном обновлении.</w:t>
       </w:r>
     </w:p>
     <w:p>
@@ -12812,7 +12685,7 @@
           <w:sz w:val="28"/>
           <w:szCs w:val="28"/>
         </w:rPr>
-        <w:t>Ответ</w:t>
+        <w:t>Ответ:</w:t>
       </w:r>
       <w:r>
         <w:rPr>
@@ -12821,7 +12694,6 @@
           <w:sz w:val="28"/>
           <w:szCs w:val="28"/>
         </w:rPr>
-        <w:t>:</w:t>
       </w:r>
       <w:r>
         <w:rPr>
@@ -12880,15 +12752,14 @@
           <w:sz w:val="28"/>
           <w:szCs w:val="28"/>
         </w:rPr>
-        <w:t xml:space="preserve"> SSH шифрует передаваемые данные, а Telnet передаёт их в открыт</w:t>
-      </w:r>
-      <w:r>
-        <w:rPr>
-          <w:rFonts w:ascii="Times New Roman" w:hAnsi="Times New Roman"/>
-          <w:sz w:val="28"/>
-          <w:szCs w:val="28"/>
-        </w:rPr>
-        <w:t>ом виде, что небезопасно.</w:t>
+        <w:t xml:space="preserve"> SSH шифрует передаваемые данные, а Telnet отправляет их открытым текстом, что небезопасно.</w:t>
+      </w:r>
+      <w:r>
+        <w:rPr>
+          <w:rFonts w:ascii="Times New Roman" w:hAnsi="Times New Roman"/>
+          <w:sz w:val="28"/>
+          <w:szCs w:val="28"/>
+        </w:rPr>
       </w:r>
     </w:p>
     <w:p>
@@ -12939,7 +12810,7 @@
           <w:sz w:val="28"/>
           <w:szCs w:val="28"/>
         </w:rPr>
-        <w:t xml:space="preserve"> Записи помогают быстрее решать аналогичные проблемы в будущем и служат основой для анализа и отчётности.</w:t>
+        <w:t xml:space="preserve"> Зафиксированные записи позволяют в дальнейшем быстрее устранять аналогичные неполадки и служат материалом для анализа и отчётности.</w:t>
       </w:r>
     </w:p>
     <w:sectPr>
